--- a/lessons/5-4/downloads/reveal/5.4-session-2-practice-form-b.docx
+++ b/lessons/5-4/downloads/reveal/5.4-session-2-practice-form-b.docx
@@ -15,7 +15,7 @@
         <w:rPr>
           <w:rFonts w:ascii="Avenir Next" w:hAnsi="Avenir Next" w:cs="Avenir Next" w:eastAsia="Avenir Next"/>
           <w:color w:val="1A1A1A"/>
-          <w:sz w:val="20"/>
+          <w:sz w:val="22"/>
           <w:szCs w:val="20"/>
         </w:rPr>
         <w:t xml:space="preserve">Name</w:t>
@@ -33,7 +33,7 @@
         <w:rPr>
           <w:rFonts w:ascii="Avenir Next" w:hAnsi="Avenir Next" w:cs="Avenir Next" w:eastAsia="Avenir Next"/>
           <w:color w:val="1A1A1A"/>
-          <w:sz w:val="20"/>
+          <w:sz w:val="22"/>
           <w:szCs w:val="20"/>
         </w:rPr>
         <w:t xml:space="preserve">   Date</w:t>
@@ -51,7 +51,7 @@
         <w:rPr>
           <w:rFonts w:ascii="Avenir Next" w:hAnsi="Avenir Next" w:cs="Avenir Next" w:eastAsia="Avenir Next"/>
           <w:color w:val="1A1A1A"/>
-          <w:sz w:val="20"/>
+          <w:sz w:val="22"/>
           <w:szCs w:val="20"/>
         </w:rPr>
         <w:t xml:space="preserve">   Period</w:t>
@@ -78,7 +78,7 @@
           <w:caps/>
           <w:color w:val="003A70"/>
           <w:spacing w:val="12"/>
-          <w:sz w:val="19"/>
+          <w:sz w:val="22"/>
           <w:szCs w:val="19"/>
         </w:rPr>
         <w:t xml:space="preserve">Lesson 5-4  ·  Session 2  ·  Practice  ·  Form B</w:t>
@@ -86,6 +86,7 @@
     </w:p>
     <w:p>
       <w:pPr>
+        <w:pStyle w:val="Heading1"/>
         <w:keepNext/>
         <w:spacing w:before="0" w:after="10" w:line="240" w:lineRule="auto"/>
       </w:pPr>
@@ -111,7 +112,7 @@
         <w:rPr>
           <w:rFonts w:ascii="Avenir Next" w:hAnsi="Avenir Next" w:cs="Avenir Next" w:eastAsia="Avenir Next"/>
           <w:color w:val="5A5F66"/>
-          <w:sz w:val="17"/>
+          <w:sz w:val="22"/>
           <w:szCs w:val="17"/>
         </w:rPr>
         <w:t xml:space="preserve">Learning target — I can find the area of a composite figure by adding or subtracting the areas of simpler shapes.</w:t>
@@ -128,7 +129,7 @@
     </w:p>
     <w:p>
       <w:pPr>
-        <w:spacing w:before="0" w:after="0" w:line="60" w:lineRule="auto"/>
+        <w:spacing w:before="0" w:after="0" w:line="50" w:lineRule="exact"/>
       </w:pPr>
     </w:p>
     <w:tbl>
@@ -167,6 +168,7 @@
           </w:tcPr>
           <w:p>
             <w:pPr>
+              <w:pStyle w:val="Heading2"/>
               <w:spacing w:before="0" w:after="40" w:line="264" w:lineRule="auto"/>
             </w:pPr>
             <w:r>
@@ -194,44 +196,44 @@
                 <w:rFonts w:ascii="Avenir Next" w:hAnsi="Avenir Next" w:cs="Avenir Next" w:eastAsia="Avenir Next"/>
                 <w:b/>
                 <w:color w:val="003A70"/>
+                <w:sz w:val="22"/>
+                <w:szCs w:val="18"/>
+              </w:rPr>
+              <w:t xml:space="preserve">•</w:t>
+            </w:r>
+            <w:r>
+              <w:rPr>
+                <w:rFonts w:ascii="Avenir Next" w:hAnsi="Avenir Next" w:cs="Avenir Next" w:eastAsia="Avenir Next"/>
+                <w:color w:val="1A1A1A"/>
                 <w:sz w:val="18"/>
                 <w:szCs w:val="18"/>
               </w:rPr>
-              <w:t xml:space="preserve">•</w:t>
-            </w:r>
-            <w:r>
-              <w:rPr>
-                <w:rFonts w:ascii="Avenir Next" w:hAnsi="Avenir Next" w:cs="Avenir Next" w:eastAsia="Avenir Next"/>
-                <w:color w:val="1A1A1A"/>
-                <w:sz w:val="18"/>
+              <w:tab/>
+            </w:r>
+            <w:r>
+              <w:rPr>
+                <w:rFonts w:ascii="Avenir Next" w:hAnsi="Avenir Next" w:cs="Avenir Next" w:eastAsia="Avenir Next"/>
+                <w:color w:val="1A1A1A"/>
+                <w:sz w:val="22"/>
                 <w:szCs w:val="18"/>
               </w:rPr>
-              <w:tab/>
-            </w:r>
-            <w:r>
-              <w:rPr>
-                <w:rFonts w:ascii="Avenir Next" w:hAnsi="Avenir Next" w:cs="Avenir Next" w:eastAsia="Avenir Next"/>
-                <w:color w:val="1A1A1A"/>
-                <w:sz w:val="18"/>
+              <w:t xml:space="preserve">A </w:t>
+            </w:r>
+            <w:r>
+              <w:rPr>
+                <w:rFonts w:ascii="Avenir Next" w:hAnsi="Avenir Next" w:cs="Avenir Next" w:eastAsia="Avenir Next"/>
+                <w:b/>
+                <w:color w:val="1A1A1A"/>
+                <w:sz w:val="22"/>
                 <w:szCs w:val="18"/>
               </w:rPr>
-              <w:t xml:space="preserve">A </w:t>
-            </w:r>
-            <w:r>
-              <w:rPr>
-                <w:rFonts w:ascii="Avenir Next" w:hAnsi="Avenir Next" w:cs="Avenir Next" w:eastAsia="Avenir Next"/>
-                <w:b/>
-                <w:color w:val="1A1A1A"/>
-                <w:sz w:val="18"/>
-                <w:szCs w:val="18"/>
-              </w:rPr>
               <w:t xml:space="preserve">composite figure</w:t>
             </w:r>
             <w:r>
               <w:rPr>
                 <w:rFonts w:ascii="Avenir Next" w:hAnsi="Avenir Next" w:cs="Avenir Next" w:eastAsia="Avenir Next"/>
                 <w:color w:val="1A1A1A"/>
-                <w:sz w:val="18"/>
+                <w:sz w:val="22"/>
                 <w:szCs w:val="18"/>
               </w:rPr>
               <w:t xml:space="preserve"> is made of simpler shapes: rectangles, triangles, squares.</w:t>
@@ -250,54 +252,54 @@
                 <w:rFonts w:ascii="Avenir Next" w:hAnsi="Avenir Next" w:cs="Avenir Next" w:eastAsia="Avenir Next"/>
                 <w:b/>
                 <w:color w:val="003A70"/>
+                <w:sz w:val="22"/>
+                <w:szCs w:val="18"/>
+              </w:rPr>
+              <w:t xml:space="preserve">•</w:t>
+            </w:r>
+            <w:r>
+              <w:rPr>
+                <w:rFonts w:ascii="Avenir Next" w:hAnsi="Avenir Next" w:cs="Avenir Next" w:eastAsia="Avenir Next"/>
+                <w:color w:val="1A1A1A"/>
                 <w:sz w:val="18"/>
                 <w:szCs w:val="18"/>
               </w:rPr>
-              <w:t xml:space="preserve">•</w:t>
-            </w:r>
-            <w:r>
-              <w:rPr>
-                <w:rFonts w:ascii="Avenir Next" w:hAnsi="Avenir Next" w:cs="Avenir Next" w:eastAsia="Avenir Next"/>
-                <w:color w:val="1A1A1A"/>
-                <w:sz w:val="18"/>
+              <w:tab/>
+            </w:r>
+            <w:r>
+              <w:rPr>
+                <w:rFonts w:ascii="Avenir Next" w:hAnsi="Avenir Next" w:cs="Avenir Next" w:eastAsia="Avenir Next"/>
+                <w:b/>
+                <w:color w:val="1A1A1A"/>
+                <w:sz w:val="22"/>
                 <w:szCs w:val="18"/>
               </w:rPr>
-              <w:tab/>
-            </w:r>
-            <w:r>
-              <w:rPr>
-                <w:rFonts w:ascii="Avenir Next" w:hAnsi="Avenir Next" w:cs="Avenir Next" w:eastAsia="Avenir Next"/>
-                <w:b/>
-                <w:color w:val="1A1A1A"/>
-                <w:sz w:val="18"/>
+              <w:t xml:space="preserve">Add</w:t>
+            </w:r>
+            <w:r>
+              <w:rPr>
+                <w:rFonts w:ascii="Avenir Next" w:hAnsi="Avenir Next" w:cs="Avenir Next" w:eastAsia="Avenir Next"/>
+                <w:color w:val="1A1A1A"/>
+                <w:sz w:val="22"/>
                 <w:szCs w:val="18"/>
               </w:rPr>
-              <w:t xml:space="preserve">Add</w:t>
-            </w:r>
-            <w:r>
-              <w:rPr>
-                <w:rFonts w:ascii="Avenir Next" w:hAnsi="Avenir Next" w:cs="Avenir Next" w:eastAsia="Avenir Next"/>
-                <w:color w:val="1A1A1A"/>
-                <w:sz w:val="18"/>
+              <w:t xml:space="preserve"> the areas of pieces that are joined. </w:t>
+            </w:r>
+            <w:r>
+              <w:rPr>
+                <w:rFonts w:ascii="Avenir Next" w:hAnsi="Avenir Next" w:cs="Avenir Next" w:eastAsia="Avenir Next"/>
+                <w:b/>
+                <w:color w:val="1A1A1A"/>
+                <w:sz w:val="22"/>
                 <w:szCs w:val="18"/>
               </w:rPr>
-              <w:t xml:space="preserve"> the areas of pieces that are joined. </w:t>
-            </w:r>
-            <w:r>
-              <w:rPr>
-                <w:rFonts w:ascii="Avenir Next" w:hAnsi="Avenir Next" w:cs="Avenir Next" w:eastAsia="Avenir Next"/>
-                <w:b/>
-                <w:color w:val="1A1A1A"/>
-                <w:sz w:val="18"/>
-                <w:szCs w:val="18"/>
-              </w:rPr>
               <w:t xml:space="preserve">Subtract</w:t>
             </w:r>
             <w:r>
               <w:rPr>
                 <w:rFonts w:ascii="Avenir Next" w:hAnsi="Avenir Next" w:cs="Avenir Next" w:eastAsia="Avenir Next"/>
                 <w:color w:val="1A1A1A"/>
-                <w:sz w:val="18"/>
+                <w:sz w:val="22"/>
                 <w:szCs w:val="18"/>
               </w:rPr>
               <w:t xml:space="preserve"> the area of a piece that is cut out.</w:t>
@@ -316,25 +318,25 @@
                 <w:rFonts w:ascii="Avenir Next" w:hAnsi="Avenir Next" w:cs="Avenir Next" w:eastAsia="Avenir Next"/>
                 <w:b/>
                 <w:color w:val="003A70"/>
+                <w:sz w:val="22"/>
+                <w:szCs w:val="18"/>
+              </w:rPr>
+              <w:t xml:space="preserve">•</w:t>
+            </w:r>
+            <w:r>
+              <w:rPr>
+                <w:rFonts w:ascii="Avenir Next" w:hAnsi="Avenir Next" w:cs="Avenir Next" w:eastAsia="Avenir Next"/>
+                <w:color w:val="1A1A1A"/>
                 <w:sz w:val="18"/>
                 <w:szCs w:val="18"/>
               </w:rPr>
-              <w:t xml:space="preserve">•</w:t>
-            </w:r>
-            <w:r>
-              <w:rPr>
-                <w:rFonts w:ascii="Avenir Next" w:hAnsi="Avenir Next" w:cs="Avenir Next" w:eastAsia="Avenir Next"/>
-                <w:color w:val="1A1A1A"/>
-                <w:sz w:val="18"/>
-                <w:szCs w:val="18"/>
-              </w:rPr>
               <w:tab/>
             </w:r>
             <w:r>
               <w:rPr>
                 <w:rFonts w:ascii="Avenir Next" w:hAnsi="Avenir Next" w:cs="Avenir Next" w:eastAsia="Avenir Next"/>
                 <w:color w:val="1A1A1A"/>
-                <w:sz w:val="18"/>
+                <w:sz w:val="22"/>
                 <w:szCs w:val="18"/>
               </w:rPr>
               <w:t xml:space="preserve">Use each piece’s own formula: rectangle l × w, triangle ½ × b × h.</w:t>
@@ -349,6 +351,7 @@
           </w:tcPr>
           <w:p>
             <w:pPr>
+              <w:pStyle w:val="Heading2"/>
               <w:spacing w:before="0" w:after="40" w:line="264" w:lineRule="auto"/>
             </w:pPr>
             <w:r>
@@ -371,7 +374,7 @@
               <w:rPr>
                 <w:rFonts w:ascii="Avenir Next" w:hAnsi="Avenir Next" w:cs="Avenir Next" w:eastAsia="Avenir Next"/>
                 <w:color w:val="1A1A1A"/>
-                <w:sz w:val="17"/>
+                <w:sz w:val="22"/>
                 <w:szCs w:val="17"/>
               </w:rPr>
               <w:t xml:space="preserve">A 14 cm by 9 cm rectangle has a triangle (base 6 cm, height 4 cm) cut out.</w:t>
@@ -390,25 +393,25 @@
                 <w:rFonts w:ascii="Avenir Next" w:hAnsi="Avenir Next" w:cs="Avenir Next" w:eastAsia="Avenir Next"/>
                 <w:b/>
                 <w:color w:val="003A70"/>
+                <w:sz w:val="22"/>
+                <w:szCs w:val="17"/>
+              </w:rPr>
+              <w:t xml:space="preserve">Step 1</w:t>
+            </w:r>
+            <w:r>
+              <w:rPr>
+                <w:rFonts w:ascii="Avenir Next" w:hAnsi="Avenir Next" w:cs="Avenir Next" w:eastAsia="Avenir Next"/>
+                <w:color w:val="1A1A1A"/>
                 <w:sz w:val="17"/>
                 <w:szCs w:val="17"/>
               </w:rPr>
-              <w:t xml:space="preserve">Step 1</w:t>
-            </w:r>
-            <w:r>
-              <w:rPr>
-                <w:rFonts w:ascii="Avenir Next" w:hAnsi="Avenir Next" w:cs="Avenir Next" w:eastAsia="Avenir Next"/>
-                <w:color w:val="1A1A1A"/>
-                <w:sz w:val="17"/>
-                <w:szCs w:val="17"/>
-              </w:rPr>
               <w:tab/>
             </w:r>
             <w:r>
               <w:rPr>
                 <w:rFonts w:ascii="Avenir Next" w:hAnsi="Avenir Next" w:cs="Avenir Next" w:eastAsia="Avenir Next"/>
                 <w:color w:val="1A1A1A"/>
-                <w:sz w:val="17"/>
+                <w:sz w:val="22"/>
                 <w:szCs w:val="17"/>
               </w:rPr>
               <w:t xml:space="preserve">Whole rectangle: 14 × 9 = 126 cm².</w:t>
@@ -427,25 +430,25 @@
                 <w:rFonts w:ascii="Avenir Next" w:hAnsi="Avenir Next" w:cs="Avenir Next" w:eastAsia="Avenir Next"/>
                 <w:b/>
                 <w:color w:val="003A70"/>
+                <w:sz w:val="22"/>
+                <w:szCs w:val="17"/>
+              </w:rPr>
+              <w:t xml:space="preserve">Step 2</w:t>
+            </w:r>
+            <w:r>
+              <w:rPr>
+                <w:rFonts w:ascii="Avenir Next" w:hAnsi="Avenir Next" w:cs="Avenir Next" w:eastAsia="Avenir Next"/>
+                <w:color w:val="1A1A1A"/>
                 <w:sz w:val="17"/>
                 <w:szCs w:val="17"/>
               </w:rPr>
-              <w:t xml:space="preserve">Step 2</w:t>
-            </w:r>
-            <w:r>
-              <w:rPr>
-                <w:rFonts w:ascii="Avenir Next" w:hAnsi="Avenir Next" w:cs="Avenir Next" w:eastAsia="Avenir Next"/>
-                <w:color w:val="1A1A1A"/>
-                <w:sz w:val="17"/>
-                <w:szCs w:val="17"/>
-              </w:rPr>
               <w:tab/>
             </w:r>
             <w:r>
               <w:rPr>
                 <w:rFonts w:ascii="Avenir Next" w:hAnsi="Avenir Next" w:cs="Avenir Next" w:eastAsia="Avenir Next"/>
                 <w:color w:val="1A1A1A"/>
-                <w:sz w:val="17"/>
+                <w:sz w:val="22"/>
                 <w:szCs w:val="17"/>
               </w:rPr>
               <w:t xml:space="preserve">Cut-out triangle: ½ × 6 × 4 = 12 cm².</w:t>
@@ -464,25 +467,25 @@
                 <w:rFonts w:ascii="Avenir Next" w:hAnsi="Avenir Next" w:cs="Avenir Next" w:eastAsia="Avenir Next"/>
                 <w:b/>
                 <w:color w:val="003A70"/>
+                <w:sz w:val="22"/>
+                <w:szCs w:val="17"/>
+              </w:rPr>
+              <w:t xml:space="preserve">Step 3</w:t>
+            </w:r>
+            <w:r>
+              <w:rPr>
+                <w:rFonts w:ascii="Avenir Next" w:hAnsi="Avenir Next" w:cs="Avenir Next" w:eastAsia="Avenir Next"/>
+                <w:color w:val="1A1A1A"/>
                 <w:sz w:val="17"/>
                 <w:szCs w:val="17"/>
               </w:rPr>
-              <w:t xml:space="preserve">Step 3</w:t>
-            </w:r>
-            <w:r>
-              <w:rPr>
-                <w:rFonts w:ascii="Avenir Next" w:hAnsi="Avenir Next" w:cs="Avenir Next" w:eastAsia="Avenir Next"/>
-                <w:color w:val="1A1A1A"/>
-                <w:sz w:val="17"/>
-                <w:szCs w:val="17"/>
-              </w:rPr>
               <w:tab/>
             </w:r>
             <w:r>
               <w:rPr>
                 <w:rFonts w:ascii="Avenir Next" w:hAnsi="Avenir Next" w:cs="Avenir Next" w:eastAsia="Avenir Next"/>
                 <w:color w:val="1A1A1A"/>
-                <w:sz w:val="17"/>
+                <w:sz w:val="22"/>
                 <w:szCs w:val="17"/>
               </w:rPr>
               <w:t xml:space="preserve">Removed, so subtract: 126 − 12.</w:t>
@@ -501,18 +504,18 @@
                 <w:rFonts w:ascii="Avenir Next" w:hAnsi="Avenir Next" w:cs="Avenir Next" w:eastAsia="Avenir Next"/>
                 <w:b/>
                 <w:color w:val="1A1A1A"/>
+                <w:sz w:val="22"/>
+                <w:szCs w:val="17"/>
+              </w:rPr>
+              <w:t xml:space="preserve">Answer</w:t>
+            </w:r>
+            <w:r>
+              <w:rPr>
+                <w:rFonts w:ascii="Avenir Next" w:hAnsi="Avenir Next" w:cs="Avenir Next" w:eastAsia="Avenir Next"/>
+                <w:color w:val="1A1A1A"/>
                 <w:sz w:val="17"/>
                 <w:szCs w:val="17"/>
               </w:rPr>
-              <w:t xml:space="preserve">Answer</w:t>
-            </w:r>
-            <w:r>
-              <w:rPr>
-                <w:rFonts w:ascii="Avenir Next" w:hAnsi="Avenir Next" w:cs="Avenir Next" w:eastAsia="Avenir Next"/>
-                <w:color w:val="1A1A1A"/>
-                <w:sz w:val="17"/>
-                <w:szCs w:val="17"/>
-              </w:rPr>
               <w:tab/>
             </w:r>
             <w:r>
@@ -520,7 +523,7 @@
                 <w:rFonts w:ascii="Avenir Next" w:hAnsi="Avenir Next" w:cs="Avenir Next" w:eastAsia="Avenir Next"/>
                 <w:b/>
                 <w:color w:val="1A1A1A"/>
-                <w:sz w:val="17"/>
+                <w:sz w:val="22"/>
                 <w:szCs w:val="17"/>
               </w:rPr>
               <w:t xml:space="preserve">114 cm² left</w:t>
@@ -549,7 +552,7 @@
           <w:rFonts w:ascii="Avenir Next" w:hAnsi="Avenir Next" w:cs="Avenir Next" w:eastAsia="Avenir Next"/>
           <w:b/>
           <w:color w:val="1A1A1A"/>
-          <w:sz w:val="17"/>
+          <w:sz w:val="22"/>
           <w:szCs w:val="17"/>
         </w:rPr>
         <w:t xml:space="preserve">composite figure</w:t>
@@ -559,7 +562,7 @@
           <w:rFonts w:ascii="Avenir Next" w:hAnsi="Avenir Next" w:cs="Avenir Next" w:eastAsia="Avenir Next"/>
           <w:i/>
           <w:color w:val="5A5F66"/>
-          <w:sz w:val="17"/>
+          <w:sz w:val="22"/>
           <w:szCs w:val="17"/>
         </w:rPr>
         <w:t xml:space="preserve"> (figura compuesta)</w:t>
@@ -568,7 +571,7 @@
         <w:rPr>
           <w:rFonts w:ascii="Avenir Next" w:hAnsi="Avenir Next" w:cs="Avenir Next" w:eastAsia="Avenir Next"/>
           <w:color w:val="5A5F66"/>
-          <w:sz w:val="17"/>
+          <w:sz w:val="22"/>
           <w:szCs w:val="17"/>
         </w:rPr>
         <w:t xml:space="preserve">   ·   </w:t>
@@ -578,7 +581,7 @@
           <w:rFonts w:ascii="Avenir Next" w:hAnsi="Avenir Next" w:cs="Avenir Next" w:eastAsia="Avenir Next"/>
           <w:b/>
           <w:color w:val="1A1A1A"/>
-          <w:sz w:val="17"/>
+          <w:sz w:val="22"/>
           <w:szCs w:val="17"/>
         </w:rPr>
         <w:t xml:space="preserve">add</w:t>
@@ -588,7 +591,7 @@
           <w:rFonts w:ascii="Avenir Next" w:hAnsi="Avenir Next" w:cs="Avenir Next" w:eastAsia="Avenir Next"/>
           <w:i/>
           <w:color w:val="5A5F66"/>
-          <w:sz w:val="17"/>
+          <w:sz w:val="22"/>
           <w:szCs w:val="17"/>
         </w:rPr>
         <w:t xml:space="preserve"> (sumar)</w:t>
@@ -597,7 +600,7 @@
         <w:rPr>
           <w:rFonts w:ascii="Avenir Next" w:hAnsi="Avenir Next" w:cs="Avenir Next" w:eastAsia="Avenir Next"/>
           <w:color w:val="5A5F66"/>
-          <w:sz w:val="17"/>
+          <w:sz w:val="22"/>
           <w:szCs w:val="17"/>
         </w:rPr>
         <w:t xml:space="preserve">   ·   </w:t>
@@ -607,7 +610,7 @@
           <w:rFonts w:ascii="Avenir Next" w:hAnsi="Avenir Next" w:cs="Avenir Next" w:eastAsia="Avenir Next"/>
           <w:b/>
           <w:color w:val="1A1A1A"/>
-          <w:sz w:val="17"/>
+          <w:sz w:val="22"/>
           <w:szCs w:val="17"/>
         </w:rPr>
         <w:t xml:space="preserve">subtract</w:t>
@@ -617,7 +620,7 @@
           <w:rFonts w:ascii="Avenir Next" w:hAnsi="Avenir Next" w:cs="Avenir Next" w:eastAsia="Avenir Next"/>
           <w:i/>
           <w:color w:val="5A5F66"/>
-          <w:sz w:val="17"/>
+          <w:sz w:val="22"/>
           <w:szCs w:val="17"/>
         </w:rPr>
         <w:t xml:space="preserve"> (restar)</w:t>
@@ -625,6 +628,7 @@
     </w:p>
     <w:p>
       <w:pPr>
+        <w:pStyle w:val="Heading2"/>
         <w:keepNext/>
         <w:pBdr>
           <w:bottom w:val="single" w:sz="8" w:space="3" w:color="003A70"/>
@@ -640,7 +644,7 @@
           <w:b/>
           <w:color w:val="003A70"/>
           <w:spacing w:val="14"/>
-          <w:sz w:val="19"/>
+          <w:sz w:val="22"/>
           <w:szCs w:val="19"/>
         </w:rPr>
         <w:t xml:space="preserve">PRACTICE</w:t>
@@ -659,7 +663,7 @@
           <w:rFonts w:ascii="Avenir Next" w:hAnsi="Avenir Next" w:cs="Avenir Next" w:eastAsia="Avenir Next"/>
           <w:i/>
           <w:color w:val="5A5F66"/>
-          <w:sz w:val="17"/>
+          <w:sz w:val="22"/>
           <w:szCs w:val="17"/>
         </w:rPr>
         <w:t xml:space="preserve">show your work · label units</w:t>
@@ -667,7 +671,7 @@
     </w:p>
     <w:p>
       <w:pPr>
-        <w:spacing w:before="0" w:after="0" w:line="20" w:lineRule="exact"/>
+        <w:spacing w:before="0" w:after="0" w:line="50" w:lineRule="exact"/>
       </w:pPr>
     </w:p>
     <w:tbl>
@@ -717,25 +721,25 @@
                 <w:rFonts w:ascii="Avenir Next" w:hAnsi="Avenir Next" w:cs="Avenir Next" w:eastAsia="Avenir Next"/>
                 <w:b/>
                 <w:color w:val="1A1A1A"/>
+                <w:sz w:val="22"/>
+                <w:szCs w:val="20"/>
+              </w:rPr>
+              <w:t xml:space="preserve">1.</w:t>
+            </w:r>
+            <w:r>
+              <w:rPr>
+                <w:rFonts w:ascii="Avenir Next" w:hAnsi="Avenir Next" w:cs="Avenir Next" w:eastAsia="Avenir Next"/>
+                <w:color w:val="1A1A1A"/>
                 <w:sz w:val="20"/>
                 <w:szCs w:val="20"/>
               </w:rPr>
-              <w:t xml:space="preserve">1.</w:t>
-            </w:r>
-            <w:r>
-              <w:rPr>
-                <w:rFonts w:ascii="Avenir Next" w:hAnsi="Avenir Next" w:cs="Avenir Next" w:eastAsia="Avenir Next"/>
-                <w:color w:val="1A1A1A"/>
-                <w:sz w:val="20"/>
-                <w:szCs w:val="20"/>
-              </w:rPr>
               <w:tab/>
             </w:r>
             <w:r>
               <w:rPr>
                 <w:rFonts w:ascii="Avenir Next" w:hAnsi="Avenir Next" w:cs="Avenir Next" w:eastAsia="Avenir Next"/>
                 <w:color w:val="1A1A1A"/>
-                <w:sz w:val="20"/>
+                <w:sz w:val="22"/>
                 <w:szCs w:val="20"/>
               </w:rPr>
               <w:t xml:space="preserve">Decide whether to add or subtract. Then find each area.</w:t>
@@ -790,10 +794,28 @@
                       <w:rFonts w:ascii="Avenir Next" w:hAnsi="Avenir Next" w:cs="Avenir Next" w:eastAsia="Avenir Next"/>
                       <w:b/>
                       <w:color w:val="003A70"/>
+                      <w:sz w:val="22"/>
+                      <w:szCs w:val="20"/>
+                    </w:rPr>
+                    <w:t xml:space="preserve">a.</w:t>
+                  </w:r>
+                  <w:r>
+                    <w:rPr>
+                      <w:rFonts w:ascii="Avenir Next" w:hAnsi="Avenir Next" w:cs="Avenir Next" w:eastAsia="Avenir Next"/>
+                      <w:color w:val="1A1A1A"/>
                       <w:sz w:val="20"/>
                       <w:szCs w:val="20"/>
                     </w:rPr>
-                    <w:t xml:space="preserve">a.</w:t>
+                    <w:tab/>
+                  </w:r>
+                  <w:r>
+                    <w:rPr>
+                      <w:rFonts w:ascii="Avenir Next" w:hAnsi="Avenir Next" w:cs="Avenir Next" w:eastAsia="Avenir Next"/>
+                      <w:color w:val="1A1A1A"/>
+                      <w:sz w:val="22"/>
+                      <w:szCs w:val="20"/>
+                    </w:rPr>
+                    <w:t xml:space="preserve">36 cm² rectangle + 10 cm² triangle</w:t>
                   </w:r>
                   <w:r>
                     <w:rPr>
@@ -802,7 +824,7 @@
                       <w:sz w:val="20"/>
                       <w:szCs w:val="20"/>
                     </w:rPr>
-                    <w:tab/>
+                    <w:t xml:space="preserve">  </w:t>
                   </w:r>
                   <w:r>
                     <w:rPr>
@@ -810,24 +832,6 @@
                       <w:color w:val="1A1A1A"/>
                       <w:sz w:val="20"/>
                       <w:szCs w:val="20"/>
-                    </w:rPr>
-                    <w:t xml:space="preserve">36 cm² rectangle + 10 cm² triangle</w:t>
-                  </w:r>
-                  <w:r>
-                    <w:rPr>
-                      <w:rFonts w:ascii="Avenir Next" w:hAnsi="Avenir Next" w:cs="Avenir Next" w:eastAsia="Avenir Next"/>
-                      <w:color w:val="1A1A1A"/>
-                      <w:sz w:val="20"/>
-                      <w:szCs w:val="20"/>
-                    </w:rPr>
-                    <w:t xml:space="preserve">  </w:t>
-                  </w:r>
-                  <w:r>
-                    <w:rPr>
-                      <w:rFonts w:ascii="Avenir Next" w:hAnsi="Avenir Next" w:cs="Avenir Next" w:eastAsia="Avenir Next"/>
-                      <w:color w:val="1A1A1A"/>
-                      <w:sz w:val="20"/>
-                      <w:szCs w:val="20"/>
                       <w:u w:val="single"/>
                     </w:rPr>
                     <w:t xml:space="preserve">       </w:t>
@@ -836,7 +840,7 @@
                     <w:rPr>
                       <w:rFonts w:ascii="Avenir Next" w:hAnsi="Avenir Next" w:cs="Avenir Next" w:eastAsia="Avenir Next"/>
                       <w:color w:val="1A1A1A"/>
-                      <w:sz w:val="20"/>
+                      <w:sz w:val="22"/>
                       <w:szCs w:val="20"/>
                     </w:rPr>
                     <w:t xml:space="preserve"> cm²</w:t>
@@ -861,10 +865,28 @@
                       <w:rFonts w:ascii="Avenir Next" w:hAnsi="Avenir Next" w:cs="Avenir Next" w:eastAsia="Avenir Next"/>
                       <w:b/>
                       <w:color w:val="003A70"/>
+                      <w:sz w:val="22"/>
+                      <w:szCs w:val="20"/>
+                    </w:rPr>
+                    <w:t xml:space="preserve">b.</w:t>
+                  </w:r>
+                  <w:r>
+                    <w:rPr>
+                      <w:rFonts w:ascii="Avenir Next" w:hAnsi="Avenir Next" w:cs="Avenir Next" w:eastAsia="Avenir Next"/>
+                      <w:color w:val="1A1A1A"/>
                       <w:sz w:val="20"/>
                       <w:szCs w:val="20"/>
                     </w:rPr>
-                    <w:t xml:space="preserve">b.</w:t>
+                    <w:tab/>
+                  </w:r>
+                  <w:r>
+                    <w:rPr>
+                      <w:rFonts w:ascii="Avenir Next" w:hAnsi="Avenir Next" w:cs="Avenir Next" w:eastAsia="Avenir Next"/>
+                      <w:color w:val="1A1A1A"/>
+                      <w:sz w:val="22"/>
+                      <w:szCs w:val="20"/>
+                    </w:rPr>
+                    <w:t xml:space="preserve">81 in² square, 25 in² cut out</w:t>
                   </w:r>
                   <w:r>
                     <w:rPr>
@@ -873,7 +895,7 @@
                       <w:sz w:val="20"/>
                       <w:szCs w:val="20"/>
                     </w:rPr>
-                    <w:tab/>
+                    <w:t xml:space="preserve">  </w:t>
                   </w:r>
                   <w:r>
                     <w:rPr>
@@ -881,24 +903,6 @@
                       <w:color w:val="1A1A1A"/>
                       <w:sz w:val="20"/>
                       <w:szCs w:val="20"/>
-                    </w:rPr>
-                    <w:t xml:space="preserve">81 in² square, 25 in² cut out</w:t>
-                  </w:r>
-                  <w:r>
-                    <w:rPr>
-                      <w:rFonts w:ascii="Avenir Next" w:hAnsi="Avenir Next" w:cs="Avenir Next" w:eastAsia="Avenir Next"/>
-                      <w:color w:val="1A1A1A"/>
-                      <w:sz w:val="20"/>
-                      <w:szCs w:val="20"/>
-                    </w:rPr>
-                    <w:t xml:space="preserve">  </w:t>
-                  </w:r>
-                  <w:r>
-                    <w:rPr>
-                      <w:rFonts w:ascii="Avenir Next" w:hAnsi="Avenir Next" w:cs="Avenir Next" w:eastAsia="Avenir Next"/>
-                      <w:color w:val="1A1A1A"/>
-                      <w:sz w:val="20"/>
-                      <w:szCs w:val="20"/>
                       <w:u w:val="single"/>
                     </w:rPr>
                     <w:t xml:space="preserve">       </w:t>
@@ -907,7 +911,7 @@
                     <w:rPr>
                       <w:rFonts w:ascii="Avenir Next" w:hAnsi="Avenir Next" w:cs="Avenir Next" w:eastAsia="Avenir Next"/>
                       <w:color w:val="1A1A1A"/>
-                      <w:sz w:val="20"/>
+                      <w:sz w:val="22"/>
                       <w:szCs w:val="20"/>
                     </w:rPr>
                     <w:t xml:space="preserve"> in²</w:t>
@@ -938,10 +942,28 @@
                       <w:rFonts w:ascii="Avenir Next" w:hAnsi="Avenir Next" w:cs="Avenir Next" w:eastAsia="Avenir Next"/>
                       <w:b/>
                       <w:color w:val="003A70"/>
+                      <w:sz w:val="22"/>
+                      <w:szCs w:val="20"/>
+                    </w:rPr>
+                    <w:t xml:space="preserve">c.</w:t>
+                  </w:r>
+                  <w:r>
+                    <w:rPr>
+                      <w:rFonts w:ascii="Avenir Next" w:hAnsi="Avenir Next" w:cs="Avenir Next" w:eastAsia="Avenir Next"/>
+                      <w:color w:val="1A1A1A"/>
                       <w:sz w:val="20"/>
                       <w:szCs w:val="20"/>
                     </w:rPr>
-                    <w:t xml:space="preserve">c.</w:t>
+                    <w:tab/>
+                  </w:r>
+                  <w:r>
+                    <w:rPr>
+                      <w:rFonts w:ascii="Avenir Next" w:hAnsi="Avenir Next" w:cs="Avenir Next" w:eastAsia="Avenir Next"/>
+                      <w:color w:val="1A1A1A"/>
+                      <w:sz w:val="22"/>
+                      <w:szCs w:val="20"/>
+                    </w:rPr>
+                    <w:t xml:space="preserve">8 ft square, 2 ft square cut out</w:t>
                   </w:r>
                   <w:r>
                     <w:rPr>
@@ -950,7 +972,7 @@
                       <w:sz w:val="20"/>
                       <w:szCs w:val="20"/>
                     </w:rPr>
-                    <w:tab/>
+                    <w:t xml:space="preserve">  </w:t>
                   </w:r>
                   <w:r>
                     <w:rPr>
@@ -958,24 +980,6 @@
                       <w:color w:val="1A1A1A"/>
                       <w:sz w:val="20"/>
                       <w:szCs w:val="20"/>
-                    </w:rPr>
-                    <w:t xml:space="preserve">8 ft square, 2 ft square cut out</w:t>
-                  </w:r>
-                  <w:r>
-                    <w:rPr>
-                      <w:rFonts w:ascii="Avenir Next" w:hAnsi="Avenir Next" w:cs="Avenir Next" w:eastAsia="Avenir Next"/>
-                      <w:color w:val="1A1A1A"/>
-                      <w:sz w:val="20"/>
-                      <w:szCs w:val="20"/>
-                    </w:rPr>
-                    <w:t xml:space="preserve">  </w:t>
-                  </w:r>
-                  <w:r>
-                    <w:rPr>
-                      <w:rFonts w:ascii="Avenir Next" w:hAnsi="Avenir Next" w:cs="Avenir Next" w:eastAsia="Avenir Next"/>
-                      <w:color w:val="1A1A1A"/>
-                      <w:sz w:val="20"/>
-                      <w:szCs w:val="20"/>
                       <w:u w:val="single"/>
                     </w:rPr>
                     <w:t xml:space="preserve">       </w:t>
@@ -984,7 +988,7 @@
                     <w:rPr>
                       <w:rFonts w:ascii="Avenir Next" w:hAnsi="Avenir Next" w:cs="Avenir Next" w:eastAsia="Avenir Next"/>
                       <w:color w:val="1A1A1A"/>
-                      <w:sz w:val="20"/>
+                      <w:sz w:val="22"/>
                       <w:szCs w:val="20"/>
                     </w:rPr>
                     <w:t xml:space="preserve"> ft²</w:t>
@@ -1009,10 +1013,28 @@
                       <w:rFonts w:ascii="Avenir Next" w:hAnsi="Avenir Next" w:cs="Avenir Next" w:eastAsia="Avenir Next"/>
                       <w:b/>
                       <w:color w:val="003A70"/>
+                      <w:sz w:val="22"/>
+                      <w:szCs w:val="20"/>
+                    </w:rPr>
+                    <w:t xml:space="preserve">d.</w:t>
+                  </w:r>
+                  <w:r>
+                    <w:rPr>
+                      <w:rFonts w:ascii="Avenir Next" w:hAnsi="Avenir Next" w:cs="Avenir Next" w:eastAsia="Avenir Next"/>
+                      <w:color w:val="1A1A1A"/>
                       <w:sz w:val="20"/>
                       <w:szCs w:val="20"/>
                     </w:rPr>
-                    <w:t xml:space="preserve">d.</w:t>
+                    <w:tab/>
+                  </w:r>
+                  <w:r>
+                    <w:rPr>
+                      <w:rFonts w:ascii="Avenir Next" w:hAnsi="Avenir Next" w:cs="Avenir Next" w:eastAsia="Avenir Next"/>
+                      <w:color w:val="1A1A1A"/>
+                      <w:sz w:val="22"/>
+                      <w:szCs w:val="20"/>
+                    </w:rPr>
+                    <w:t xml:space="preserve">12 m × 5 m, 3 m square cut out</w:t>
                   </w:r>
                   <w:r>
                     <w:rPr>
@@ -1021,7 +1043,7 @@
                       <w:sz w:val="20"/>
                       <w:szCs w:val="20"/>
                     </w:rPr>
-                    <w:tab/>
+                    <w:t xml:space="preserve">  </w:t>
                   </w:r>
                   <w:r>
                     <w:rPr>
@@ -1029,24 +1051,6 @@
                       <w:color w:val="1A1A1A"/>
                       <w:sz w:val="20"/>
                       <w:szCs w:val="20"/>
-                    </w:rPr>
-                    <w:t xml:space="preserve">12 m × 5 m, 3 m square cut out</w:t>
-                  </w:r>
-                  <w:r>
-                    <w:rPr>
-                      <w:rFonts w:ascii="Avenir Next" w:hAnsi="Avenir Next" w:cs="Avenir Next" w:eastAsia="Avenir Next"/>
-                      <w:color w:val="1A1A1A"/>
-                      <w:sz w:val="20"/>
-                      <w:szCs w:val="20"/>
-                    </w:rPr>
-                    <w:t xml:space="preserve">  </w:t>
-                  </w:r>
-                  <w:r>
-                    <w:rPr>
-                      <w:rFonts w:ascii="Avenir Next" w:hAnsi="Avenir Next" w:cs="Avenir Next" w:eastAsia="Avenir Next"/>
-                      <w:color w:val="1A1A1A"/>
-                      <w:sz w:val="20"/>
-                      <w:szCs w:val="20"/>
                       <w:u w:val="single"/>
                     </w:rPr>
                     <w:t xml:space="preserve">       </w:t>
@@ -1055,7 +1059,7 @@
                     <w:rPr>
                       <w:rFonts w:ascii="Avenir Next" w:hAnsi="Avenir Next" w:cs="Avenir Next" w:eastAsia="Avenir Next"/>
                       <w:color w:val="1A1A1A"/>
-                      <w:sz w:val="20"/>
+                      <w:sz w:val="22"/>
                       <w:szCs w:val="20"/>
                     </w:rPr>
                     <w:t xml:space="preserve"> m²</w:t>
@@ -1066,7 +1070,7 @@
           </w:tbl>
           <w:p>
             <w:pPr>
-              <w:spacing w:before="0" w:after="0" w:line="24" w:lineRule="auto"/>
+              <w:spacing w:before="0" w:after="0" w:line="50" w:lineRule="exact"/>
             </w:pPr>
           </w:p>
         </w:tc>
@@ -1074,12 +1078,12 @@
     </w:tbl>
     <w:p>
       <w:pPr>
-        <w:spacing w:before="0" w:after="0" w:line="20" w:lineRule="exact"/>
+        <w:spacing w:before="0" w:after="0" w:line="50" w:lineRule="exact"/>
       </w:pPr>
     </w:p>
     <w:p>
       <w:pPr>
-        <w:spacing w:before="0" w:after="0" w:line="20" w:lineRule="exact"/>
+        <w:spacing w:before="0" w:after="0" w:line="50" w:lineRule="exact"/>
       </w:pPr>
     </w:p>
     <w:tbl>
@@ -1163,18 +1167,18 @@
                       <w:rFonts w:ascii="Avenir Next" w:hAnsi="Avenir Next" w:cs="Avenir Next" w:eastAsia="Avenir Next"/>
                       <w:b/>
                       <w:color w:val="1A1A1A"/>
+                      <w:sz w:val="22"/>
+                      <w:szCs w:val="20"/>
+                    </w:rPr>
+                    <w:t xml:space="preserve">2.</w:t>
+                  </w:r>
+                  <w:r>
+                    <w:rPr>
+                      <w:rFonts w:ascii="Avenir Next" w:hAnsi="Avenir Next" w:cs="Avenir Next" w:eastAsia="Avenir Next"/>
+                      <w:color w:val="1A1A1A"/>
                       <w:sz w:val="20"/>
                       <w:szCs w:val="20"/>
                     </w:rPr>
-                    <w:t xml:space="preserve">2.</w:t>
-                  </w:r>
-                  <w:r>
-                    <w:rPr>
-                      <w:rFonts w:ascii="Avenir Next" w:hAnsi="Avenir Next" w:cs="Avenir Next" w:eastAsia="Avenir Next"/>
-                      <w:color w:val="1A1A1A"/>
-                      <w:sz w:val="20"/>
-                      <w:szCs w:val="20"/>
-                    </w:rPr>
                     <w:tab/>
                   </w:r>
                   <w:r>
@@ -1182,7 +1186,7 @@
                       <w:rFonts w:ascii="Avenir Next" w:hAnsi="Avenir Next" w:cs="Avenir Next" w:eastAsia="Avenir Next"/>
                       <w:b/>
                       <w:color w:val="1A1A1A"/>
-                      <w:sz w:val="20"/>
+                      <w:sz w:val="22"/>
                       <w:szCs w:val="20"/>
                     </w:rPr>
                     <w:t xml:space="preserve">Swallowtail Flag.  </w:t>
@@ -1191,7 +1195,7 @@
                     <w:rPr>
                       <w:rFonts w:ascii="Avenir Next" w:hAnsi="Avenir Next" w:cs="Avenir Next" w:eastAsia="Avenir Next"/>
                       <w:color w:val="1A1A1A"/>
-                      <w:sz w:val="20"/>
+                      <w:sz w:val="22"/>
                       <w:szCs w:val="20"/>
                     </w:rPr>
                     <w:t xml:space="preserve">A flag starts as a rectangle 24 in by 16 in. A triangle notch 6 in deep is cut out of the right edge.</w:t>
@@ -1211,10 +1215,28 @@
                       <w:rFonts w:ascii="Avenir Next" w:hAnsi="Avenir Next" w:cs="Avenir Next" w:eastAsia="Avenir Next"/>
                       <w:b/>
                       <w:color w:val="003A70"/>
+                      <w:sz w:val="22"/>
+                      <w:szCs w:val="20"/>
+                    </w:rPr>
+                    <w:t xml:space="preserve">a.</w:t>
+                  </w:r>
+                  <w:r>
+                    <w:rPr>
+                      <w:rFonts w:ascii="Avenir Next" w:hAnsi="Avenir Next" w:cs="Avenir Next" w:eastAsia="Avenir Next"/>
+                      <w:color w:val="1A1A1A"/>
                       <w:sz w:val="20"/>
                       <w:szCs w:val="20"/>
                     </w:rPr>
-                    <w:t xml:space="preserve">a.</w:t>
+                    <w:tab/>
+                  </w:r>
+                  <w:r>
+                    <w:rPr>
+                      <w:rFonts w:ascii="Avenir Next" w:hAnsi="Avenir Next" w:cs="Avenir Next" w:eastAsia="Avenir Next"/>
+                      <w:color w:val="1A1A1A"/>
+                      <w:sz w:val="22"/>
+                      <w:szCs w:val="20"/>
+                    </w:rPr>
+                    <w:t xml:space="preserve">Area of the whole rectangle</w:t>
                   </w:r>
                   <w:r>
                     <w:rPr>
@@ -1223,7 +1245,7 @@
                       <w:sz w:val="20"/>
                       <w:szCs w:val="20"/>
                     </w:rPr>
-                    <w:tab/>
+                    <w:t xml:space="preserve">  </w:t>
                   </w:r>
                   <w:r>
                     <w:rPr>
@@ -1231,24 +1253,6 @@
                       <w:color w:val="1A1A1A"/>
                       <w:sz w:val="20"/>
                       <w:szCs w:val="20"/>
-                    </w:rPr>
-                    <w:t xml:space="preserve">Area of the whole rectangle</w:t>
-                  </w:r>
-                  <w:r>
-                    <w:rPr>
-                      <w:rFonts w:ascii="Avenir Next" w:hAnsi="Avenir Next" w:cs="Avenir Next" w:eastAsia="Avenir Next"/>
-                      <w:color w:val="1A1A1A"/>
-                      <w:sz w:val="20"/>
-                      <w:szCs w:val="20"/>
-                    </w:rPr>
-                    <w:t xml:space="preserve">  </w:t>
-                  </w:r>
-                  <w:r>
-                    <w:rPr>
-                      <w:rFonts w:ascii="Avenir Next" w:hAnsi="Avenir Next" w:cs="Avenir Next" w:eastAsia="Avenir Next"/>
-                      <w:color w:val="1A1A1A"/>
-                      <w:sz w:val="20"/>
-                      <w:szCs w:val="20"/>
                       <w:u w:val="single"/>
                     </w:rPr>
                     <w:t xml:space="preserve">                </w:t>
@@ -1257,7 +1261,7 @@
                     <w:rPr>
                       <w:rFonts w:ascii="Avenir Next" w:hAnsi="Avenir Next" w:cs="Avenir Next" w:eastAsia="Avenir Next"/>
                       <w:color w:val="1A1A1A"/>
-                      <w:sz w:val="20"/>
+                      <w:sz w:val="22"/>
                       <w:szCs w:val="20"/>
                     </w:rPr>
                     <w:t xml:space="preserve"> in²</w:t>
@@ -1277,10 +1281,28 @@
                       <w:rFonts w:ascii="Avenir Next" w:hAnsi="Avenir Next" w:cs="Avenir Next" w:eastAsia="Avenir Next"/>
                       <w:b/>
                       <w:color w:val="003A70"/>
+                      <w:sz w:val="22"/>
+                      <w:szCs w:val="20"/>
+                    </w:rPr>
+                    <w:t xml:space="preserve">b.</w:t>
+                  </w:r>
+                  <w:r>
+                    <w:rPr>
+                      <w:rFonts w:ascii="Avenir Next" w:hAnsi="Avenir Next" w:cs="Avenir Next" w:eastAsia="Avenir Next"/>
+                      <w:color w:val="1A1A1A"/>
                       <w:sz w:val="20"/>
                       <w:szCs w:val="20"/>
                     </w:rPr>
-                    <w:t xml:space="preserve">b.</w:t>
+                    <w:tab/>
+                  </w:r>
+                  <w:r>
+                    <w:rPr>
+                      <w:rFonts w:ascii="Avenir Next" w:hAnsi="Avenir Next" w:cs="Avenir Next" w:eastAsia="Avenir Next"/>
+                      <w:color w:val="1A1A1A"/>
+                      <w:sz w:val="22"/>
+                      <w:szCs w:val="20"/>
+                    </w:rPr>
+                    <w:t xml:space="preserve">Area of the notch</w:t>
                   </w:r>
                   <w:r>
                     <w:rPr>
@@ -1289,7 +1311,7 @@
                       <w:sz w:val="20"/>
                       <w:szCs w:val="20"/>
                     </w:rPr>
-                    <w:tab/>
+                    <w:t xml:space="preserve">  </w:t>
                   </w:r>
                   <w:r>
                     <w:rPr>
@@ -1297,24 +1319,6 @@
                       <w:color w:val="1A1A1A"/>
                       <w:sz w:val="20"/>
                       <w:szCs w:val="20"/>
-                    </w:rPr>
-                    <w:t xml:space="preserve">Area of the notch</w:t>
-                  </w:r>
-                  <w:r>
-                    <w:rPr>
-                      <w:rFonts w:ascii="Avenir Next" w:hAnsi="Avenir Next" w:cs="Avenir Next" w:eastAsia="Avenir Next"/>
-                      <w:color w:val="1A1A1A"/>
-                      <w:sz w:val="20"/>
-                      <w:szCs w:val="20"/>
-                    </w:rPr>
-                    <w:t xml:space="preserve">  </w:t>
-                  </w:r>
-                  <w:r>
-                    <w:rPr>
-                      <w:rFonts w:ascii="Avenir Next" w:hAnsi="Avenir Next" w:cs="Avenir Next" w:eastAsia="Avenir Next"/>
-                      <w:color w:val="1A1A1A"/>
-                      <w:sz w:val="20"/>
-                      <w:szCs w:val="20"/>
                       <w:u w:val="single"/>
                     </w:rPr>
                     <w:t xml:space="preserve">                </w:t>
@@ -1323,7 +1327,7 @@
                     <w:rPr>
                       <w:rFonts w:ascii="Avenir Next" w:hAnsi="Avenir Next" w:cs="Avenir Next" w:eastAsia="Avenir Next"/>
                       <w:color w:val="1A1A1A"/>
-                      <w:sz w:val="20"/>
+                      <w:sz w:val="22"/>
                       <w:szCs w:val="20"/>
                     </w:rPr>
                     <w:t xml:space="preserve"> in²</w:t>
@@ -1343,10 +1347,28 @@
                       <w:rFonts w:ascii="Avenir Next" w:hAnsi="Avenir Next" w:cs="Avenir Next" w:eastAsia="Avenir Next"/>
                       <w:b/>
                       <w:color w:val="003A70"/>
+                      <w:sz w:val="22"/>
+                      <w:szCs w:val="20"/>
+                    </w:rPr>
+                    <w:t xml:space="preserve">c.</w:t>
+                  </w:r>
+                  <w:r>
+                    <w:rPr>
+                      <w:rFonts w:ascii="Avenir Next" w:hAnsi="Avenir Next" w:cs="Avenir Next" w:eastAsia="Avenir Next"/>
+                      <w:color w:val="1A1A1A"/>
                       <w:sz w:val="20"/>
                       <w:szCs w:val="20"/>
                     </w:rPr>
-                    <w:t xml:space="preserve">c.</w:t>
+                    <w:tab/>
+                  </w:r>
+                  <w:r>
+                    <w:rPr>
+                      <w:rFonts w:ascii="Avenir Next" w:hAnsi="Avenir Next" w:cs="Avenir Next" w:eastAsia="Avenir Next"/>
+                      <w:color w:val="1A1A1A"/>
+                      <w:sz w:val="22"/>
+                      <w:szCs w:val="20"/>
+                    </w:rPr>
+                    <w:t xml:space="preserve">Area of the flag</w:t>
                   </w:r>
                   <w:r>
                     <w:rPr>
@@ -1355,7 +1377,7 @@
                       <w:sz w:val="20"/>
                       <w:szCs w:val="20"/>
                     </w:rPr>
-                    <w:tab/>
+                    <w:t xml:space="preserve">  </w:t>
                   </w:r>
                   <w:r>
                     <w:rPr>
@@ -1363,24 +1385,6 @@
                       <w:color w:val="1A1A1A"/>
                       <w:sz w:val="20"/>
                       <w:szCs w:val="20"/>
-                    </w:rPr>
-                    <w:t xml:space="preserve">Area of the flag</w:t>
-                  </w:r>
-                  <w:r>
-                    <w:rPr>
-                      <w:rFonts w:ascii="Avenir Next" w:hAnsi="Avenir Next" w:cs="Avenir Next" w:eastAsia="Avenir Next"/>
-                      <w:color w:val="1A1A1A"/>
-                      <w:sz w:val="20"/>
-                      <w:szCs w:val="20"/>
-                    </w:rPr>
-                    <w:t xml:space="preserve">  </w:t>
-                  </w:r>
-                  <w:r>
-                    <w:rPr>
-                      <w:rFonts w:ascii="Avenir Next" w:hAnsi="Avenir Next" w:cs="Avenir Next" w:eastAsia="Avenir Next"/>
-                      <w:color w:val="1A1A1A"/>
-                      <w:sz w:val="20"/>
-                      <w:szCs w:val="20"/>
                       <w:u w:val="single"/>
                     </w:rPr>
                     <w:t xml:space="preserve">                </w:t>
@@ -1389,7 +1393,7 @@
                     <w:rPr>
                       <w:rFonts w:ascii="Avenir Next" w:hAnsi="Avenir Next" w:cs="Avenir Next" w:eastAsia="Avenir Next"/>
                       <w:color w:val="1A1A1A"/>
-                      <w:sz w:val="20"/>
+                      <w:sz w:val="22"/>
                       <w:szCs w:val="20"/>
                     </w:rPr>
                     <w:t xml:space="preserve"> in²</w:t>
@@ -1410,7 +1414,7 @@
                     <w:drawing>
                       <wp:inline distT="0" distB="0" distL="0" distR="0">
                         <wp:extent cx="1554480" cy="962651"/>
-                        <wp:docPr id="1" name="Figure 1"/>
+                        <wp:docPr id="1" name="Figure 1" descr="Polygon. Labels: 0, 24 in, 4, 16 in. Vertices: 0, 0, 24, 0, 18, 8.0, 24, 16, 0, 16. Dashed: 18, 8.0, 24, 8.0, 6 in."/>
                         <a:graphic xmlns:a="http://schemas.openxmlformats.org/drawingml/2006/main">
                           <a:graphicData uri="http://schemas.openxmlformats.org/drawingml/2006/picture">
                             <pic:pic xmlns:pic="http://schemas.openxmlformats.org/drawingml/2006/picture">
@@ -1445,7 +1449,7 @@
           </w:tbl>
           <w:p>
             <w:pPr>
-              <w:spacing w:before="0" w:after="0" w:line="24" w:lineRule="auto"/>
+              <w:spacing w:before="0" w:after="0" w:line="50" w:lineRule="exact"/>
             </w:pPr>
           </w:p>
         </w:tc>
@@ -1453,12 +1457,12 @@
     </w:tbl>
     <w:p>
       <w:pPr>
-        <w:spacing w:before="0" w:after="0" w:line="20" w:lineRule="exact"/>
+        <w:spacing w:before="0" w:after="0" w:line="50" w:lineRule="exact"/>
       </w:pPr>
     </w:p>
     <w:p>
       <w:pPr>
-        <w:spacing w:before="0" w:after="0" w:line="20" w:lineRule="exact"/>
+        <w:spacing w:before="0" w:after="0" w:line="50" w:lineRule="exact"/>
       </w:pPr>
     </w:p>
     <w:tbl>
@@ -1542,18 +1546,18 @@
                       <w:rFonts w:ascii="Avenir Next" w:hAnsi="Avenir Next" w:cs="Avenir Next" w:eastAsia="Avenir Next"/>
                       <w:b/>
                       <w:color w:val="1A1A1A"/>
+                      <w:sz w:val="22"/>
+                      <w:szCs w:val="20"/>
+                    </w:rPr>
+                    <w:t xml:space="preserve">3.</w:t>
+                  </w:r>
+                  <w:r>
+                    <w:rPr>
+                      <w:rFonts w:ascii="Avenir Next" w:hAnsi="Avenir Next" w:cs="Avenir Next" w:eastAsia="Avenir Next"/>
+                      <w:color w:val="1A1A1A"/>
                       <w:sz w:val="20"/>
                       <w:szCs w:val="20"/>
                     </w:rPr>
-                    <w:t xml:space="preserve">3.</w:t>
-                  </w:r>
-                  <w:r>
-                    <w:rPr>
-                      <w:rFonts w:ascii="Avenir Next" w:hAnsi="Avenir Next" w:cs="Avenir Next" w:eastAsia="Avenir Next"/>
-                      <w:color w:val="1A1A1A"/>
-                      <w:sz w:val="20"/>
-                      <w:szCs w:val="20"/>
-                    </w:rPr>
                     <w:tab/>
                   </w:r>
                   <w:r>
@@ -1561,7 +1565,7 @@
                       <w:rFonts w:ascii="Avenir Next" w:hAnsi="Avenir Next" w:cs="Avenir Next" w:eastAsia="Avenir Next"/>
                       <w:b/>
                       <w:color w:val="1A1A1A"/>
-                      <w:sz w:val="20"/>
+                      <w:sz w:val="22"/>
                       <w:szCs w:val="20"/>
                     </w:rPr>
                     <w:t xml:space="preserve">L-Shaped Room.  </w:t>
@@ -1570,7 +1574,7 @@
                     <w:rPr>
                       <w:rFonts w:ascii="Avenir Next" w:hAnsi="Avenir Next" w:cs="Avenir Next" w:eastAsia="Avenir Next"/>
                       <w:color w:val="1A1A1A"/>
-                      <w:sz w:val="20"/>
+                      <w:sz w:val="22"/>
                       <w:szCs w:val="20"/>
                     </w:rPr>
                     <w:t xml:space="preserve">An L-shaped floor splits into a 12 ft by 9 ft rectangle and a 4 ft by 10 ft rectangle. Find the floor area.</w:t>
@@ -1578,7 +1582,7 @@
                 </w:p>
                 <w:p>
                   <w:pPr>
-                    <w:spacing w:before="0" w:after="0" w:line="60" w:lineRule="auto"/>
+                    <w:spacing w:before="0" w:after="0" w:line="50" w:lineRule="exact"/>
                   </w:pPr>
                 </w:p>
                 <w:tbl>
@@ -1647,25 +1651,25 @@
                       <w:rFonts w:ascii="Avenir Next" w:hAnsi="Avenir Next" w:cs="Avenir Next" w:eastAsia="Avenir Next"/>
                       <w:b/>
                       <w:color w:val="1A1A1A"/>
+                      <w:sz w:val="22"/>
+                      <w:szCs w:val="18"/>
+                    </w:rPr>
+                    <w:t xml:space="preserve">Answer</w:t>
+                  </w:r>
+                  <w:r>
+                    <w:rPr>
+                      <w:rFonts w:ascii="Avenir Next" w:hAnsi="Avenir Next" w:cs="Avenir Next" w:eastAsia="Avenir Next"/>
+                      <w:color w:val="1A1A1A"/>
                       <w:sz w:val="18"/>
                       <w:szCs w:val="18"/>
                     </w:rPr>
-                    <w:t xml:space="preserve">Answer</w:t>
-                  </w:r>
-                  <w:r>
-                    <w:rPr>
-                      <w:rFonts w:ascii="Avenir Next" w:hAnsi="Avenir Next" w:cs="Avenir Next" w:eastAsia="Avenir Next"/>
-                      <w:color w:val="1A1A1A"/>
-                      <w:sz w:val="18"/>
-                      <w:szCs w:val="18"/>
-                    </w:rPr>
                     <w:tab/>
                   </w:r>
                   <w:r>
                     <w:rPr>
                       <w:rFonts w:ascii="Avenir Next" w:hAnsi="Avenir Next" w:cs="Avenir Next" w:eastAsia="Avenir Next"/>
                       <w:color w:val="1A1A1A"/>
-                      <w:sz w:val="18"/>
+                      <w:sz w:val="22"/>
                       <w:szCs w:val="18"/>
                     </w:rPr>
                     <w:t xml:space="preserve">  ft²</w:t>
@@ -1686,7 +1690,7 @@
                     <w:drawing>
                       <wp:inline distT="0" distB="0" distL="0" distR="0">
                         <wp:extent cx="1005840" cy="1276616"/>
-                        <wp:docPr id="2" name="Figure 2"/>
+                        <wp:docPr id="2" name="Figure 2" descr="Polygon. Labels: 0, 12 ft, 1, 9 ft, 3, 10 ft, 4, 4 ft. Vertices: 0, 0, 12, 0, 12, 9, 4, 9, 4, 19, 0, 19. Dashed: 0, 9, 4, 9."/>
                         <a:graphic xmlns:a="http://schemas.openxmlformats.org/drawingml/2006/main">
                           <a:graphicData uri="http://schemas.openxmlformats.org/drawingml/2006/picture">
                             <pic:pic xmlns:pic="http://schemas.openxmlformats.org/drawingml/2006/picture">
@@ -1721,7 +1725,7 @@
           </w:tbl>
           <w:p>
             <w:pPr>
-              <w:spacing w:before="0" w:after="0" w:line="24" w:lineRule="auto"/>
+              <w:spacing w:before="0" w:after="0" w:line="50" w:lineRule="exact"/>
             </w:pPr>
           </w:p>
         </w:tc>
@@ -1729,12 +1733,12 @@
     </w:tbl>
     <w:p>
       <w:pPr>
-        <w:spacing w:before="0" w:after="0" w:line="20" w:lineRule="exact"/>
+        <w:spacing w:before="0" w:after="0" w:line="50" w:lineRule="exact"/>
       </w:pPr>
     </w:p>
     <w:p>
       <w:pPr>
-        <w:spacing w:before="0" w:after="0" w:line="20" w:lineRule="exact"/>
+        <w:spacing w:before="0" w:after="0" w:line="50" w:lineRule="exact"/>
       </w:pPr>
     </w:p>
     <w:tbl>
@@ -1785,18 +1789,18 @@
                 <w:rFonts w:ascii="Avenir Next" w:hAnsi="Avenir Next" w:cs="Avenir Next" w:eastAsia="Avenir Next"/>
                 <w:b/>
                 <w:color w:val="1A1A1A"/>
+                <w:sz w:val="22"/>
+                <w:szCs w:val="20"/>
+              </w:rPr>
+              <w:t xml:space="preserve">4.</w:t>
+            </w:r>
+            <w:r>
+              <w:rPr>
+                <w:rFonts w:ascii="Avenir Next" w:hAnsi="Avenir Next" w:cs="Avenir Next" w:eastAsia="Avenir Next"/>
+                <w:color w:val="1A1A1A"/>
                 <w:sz w:val="20"/>
                 <w:szCs w:val="20"/>
               </w:rPr>
-              <w:t xml:space="preserve">4.</w:t>
-            </w:r>
-            <w:r>
-              <w:rPr>
-                <w:rFonts w:ascii="Avenir Next" w:hAnsi="Avenir Next" w:cs="Avenir Next" w:eastAsia="Avenir Next"/>
-                <w:color w:val="1A1A1A"/>
-                <w:sz w:val="20"/>
-                <w:szCs w:val="20"/>
-              </w:rPr>
               <w:tab/>
             </w:r>
             <w:r>
@@ -1804,7 +1808,7 @@
                 <w:rFonts w:ascii="Avenir Next" w:hAnsi="Avenir Next" w:cs="Avenir Next" w:eastAsia="Avenir Next"/>
                 <w:b/>
                 <w:color w:val="1A1A1A"/>
-                <w:sz w:val="20"/>
+                <w:sz w:val="22"/>
                 <w:szCs w:val="20"/>
               </w:rPr>
               <w:t xml:space="preserve">Wall and Window.  </w:t>
@@ -1813,7 +1817,7 @@
               <w:rPr>
                 <w:rFonts w:ascii="Avenir Next" w:hAnsi="Avenir Next" w:cs="Avenir Next" w:eastAsia="Avenir Next"/>
                 <w:color w:val="1A1A1A"/>
-                <w:sz w:val="20"/>
+                <w:sz w:val="22"/>
                 <w:szCs w:val="20"/>
               </w:rPr>
               <w:t xml:space="preserve">A wall is 18 ft long and 9 ft tall. A square window 4 ft on each side is not painted. Find the painted area.</w:t>
@@ -1830,7 +1834,7 @@
                 <w:rFonts w:ascii="Avenir Next" w:hAnsi="Avenir Next" w:cs="Avenir Next" w:eastAsia="Avenir Next"/>
                 <w:b/>
                 <w:color w:val="003A70"/>
-                <w:sz w:val="17"/>
+                <w:sz w:val="22"/>
                 <w:szCs w:val="17"/>
               </w:rPr>
               <w:t xml:space="preserve">Hint  </w:t>
@@ -1840,7 +1844,7 @@
                 <w:rFonts w:ascii="Avenir Next" w:hAnsi="Avenir Next" w:cs="Avenir Next" w:eastAsia="Avenir Next"/>
                 <w:i/>
                 <w:color w:val="5A5F66"/>
-                <w:sz w:val="17"/>
+                <w:sz w:val="22"/>
                 <w:szCs w:val="17"/>
               </w:rPr>
               <w:t xml:space="preserve">The window is taken away.</w:t>
@@ -1848,7 +1852,7 @@
           </w:p>
           <w:p>
             <w:pPr>
-              <w:spacing w:before="0" w:after="0" w:line="60" w:lineRule="auto"/>
+              <w:spacing w:before="0" w:after="0" w:line="50" w:lineRule="exact"/>
             </w:pPr>
           </w:p>
           <w:tbl>
@@ -1917,25 +1921,25 @@
                 <w:rFonts w:ascii="Avenir Next" w:hAnsi="Avenir Next" w:cs="Avenir Next" w:eastAsia="Avenir Next"/>
                 <w:b/>
                 <w:color w:val="1A1A1A"/>
+                <w:sz w:val="22"/>
+                <w:szCs w:val="18"/>
+              </w:rPr>
+              <w:t xml:space="preserve">Answer</w:t>
+            </w:r>
+            <w:r>
+              <w:rPr>
+                <w:rFonts w:ascii="Avenir Next" w:hAnsi="Avenir Next" w:cs="Avenir Next" w:eastAsia="Avenir Next"/>
+                <w:color w:val="1A1A1A"/>
                 <w:sz w:val="18"/>
                 <w:szCs w:val="18"/>
               </w:rPr>
-              <w:t xml:space="preserve">Answer</w:t>
-            </w:r>
-            <w:r>
-              <w:rPr>
-                <w:rFonts w:ascii="Avenir Next" w:hAnsi="Avenir Next" w:cs="Avenir Next" w:eastAsia="Avenir Next"/>
-                <w:color w:val="1A1A1A"/>
-                <w:sz w:val="18"/>
-                <w:szCs w:val="18"/>
-              </w:rPr>
               <w:tab/>
             </w:r>
             <w:r>
               <w:rPr>
                 <w:rFonts w:ascii="Avenir Next" w:hAnsi="Avenir Next" w:cs="Avenir Next" w:eastAsia="Avenir Next"/>
                 <w:color w:val="1A1A1A"/>
-                <w:sz w:val="18"/>
+                <w:sz w:val="22"/>
                 <w:szCs w:val="18"/>
               </w:rPr>
               <w:t xml:space="preserve">  ft²</w:t>
@@ -1961,18 +1965,18 @@
                 <w:rFonts w:ascii="Avenir Next" w:hAnsi="Avenir Next" w:cs="Avenir Next" w:eastAsia="Avenir Next"/>
                 <w:b/>
                 <w:color w:val="1A1A1A"/>
+                <w:sz w:val="22"/>
+                <w:szCs w:val="20"/>
+              </w:rPr>
+              <w:t xml:space="preserve">5.</w:t>
+            </w:r>
+            <w:r>
+              <w:rPr>
+                <w:rFonts w:ascii="Avenir Next" w:hAnsi="Avenir Next" w:cs="Avenir Next" w:eastAsia="Avenir Next"/>
+                <w:color w:val="1A1A1A"/>
                 <w:sz w:val="20"/>
                 <w:szCs w:val="20"/>
               </w:rPr>
-              <w:t xml:space="preserve">5.</w:t>
-            </w:r>
-            <w:r>
-              <w:rPr>
-                <w:rFonts w:ascii="Avenir Next" w:hAnsi="Avenir Next" w:cs="Avenir Next" w:eastAsia="Avenir Next"/>
-                <w:color w:val="1A1A1A"/>
-                <w:sz w:val="20"/>
-                <w:szCs w:val="20"/>
-              </w:rPr>
               <w:tab/>
             </w:r>
             <w:r>
@@ -1980,7 +1984,7 @@
                 <w:rFonts w:ascii="Avenir Next" w:hAnsi="Avenir Next" w:cs="Avenir Next" w:eastAsia="Avenir Next"/>
                 <w:b/>
                 <w:color w:val="1A1A1A"/>
-                <w:sz w:val="20"/>
+                <w:sz w:val="22"/>
                 <w:szCs w:val="20"/>
               </w:rPr>
               <w:t xml:space="preserve">Plywood Sheet.  </w:t>
@@ -1989,7 +1993,7 @@
               <w:rPr>
                 <w:rFonts w:ascii="Avenir Next" w:hAnsi="Avenir Next" w:cs="Avenir Next" w:eastAsia="Avenir Next"/>
                 <w:color w:val="1A1A1A"/>
-                <w:sz w:val="20"/>
+                <w:sz w:val="22"/>
                 <w:szCs w:val="20"/>
               </w:rPr>
               <w:t xml:space="preserve">A plywood sheet is 20 ft by 8 ft. A 5 ft by 3 ft opening is cut out. How much plywood is left?</w:t>
@@ -1997,7 +2001,7 @@
           </w:p>
           <w:p>
             <w:pPr>
-              <w:spacing w:before="0" w:after="0" w:line="60" w:lineRule="auto"/>
+              <w:spacing w:before="0" w:after="0" w:line="50" w:lineRule="exact"/>
             </w:pPr>
           </w:p>
           <w:tbl>
@@ -2066,25 +2070,25 @@
                 <w:rFonts w:ascii="Avenir Next" w:hAnsi="Avenir Next" w:cs="Avenir Next" w:eastAsia="Avenir Next"/>
                 <w:b/>
                 <w:color w:val="1A1A1A"/>
+                <w:sz w:val="22"/>
+                <w:szCs w:val="18"/>
+              </w:rPr>
+              <w:t xml:space="preserve">Answer</w:t>
+            </w:r>
+            <w:r>
+              <w:rPr>
+                <w:rFonts w:ascii="Avenir Next" w:hAnsi="Avenir Next" w:cs="Avenir Next" w:eastAsia="Avenir Next"/>
+                <w:color w:val="1A1A1A"/>
                 <w:sz w:val="18"/>
                 <w:szCs w:val="18"/>
               </w:rPr>
-              <w:t xml:space="preserve">Answer</w:t>
-            </w:r>
-            <w:r>
-              <w:rPr>
-                <w:rFonts w:ascii="Avenir Next" w:hAnsi="Avenir Next" w:cs="Avenir Next" w:eastAsia="Avenir Next"/>
-                <w:color w:val="1A1A1A"/>
-                <w:sz w:val="18"/>
-                <w:szCs w:val="18"/>
-              </w:rPr>
               <w:tab/>
             </w:r>
             <w:r>
               <w:rPr>
                 <w:rFonts w:ascii="Avenir Next" w:hAnsi="Avenir Next" w:cs="Avenir Next" w:eastAsia="Avenir Next"/>
                 <w:color w:val="1A1A1A"/>
-                <w:sz w:val="18"/>
+                <w:sz w:val="22"/>
                 <w:szCs w:val="18"/>
               </w:rPr>
               <w:t xml:space="preserve">  ft²</w:t>
@@ -2095,12 +2099,12 @@
     </w:tbl>
     <w:p>
       <w:pPr>
-        <w:spacing w:before="0" w:after="0" w:line="20" w:lineRule="exact"/>
+        <w:spacing w:before="0" w:after="0" w:line="50" w:lineRule="exact"/>
       </w:pPr>
     </w:p>
     <w:p>
       <w:pPr>
-        <w:spacing w:before="0" w:after="0" w:line="20" w:lineRule="exact"/>
+        <w:spacing w:before="0" w:after="0" w:line="50" w:lineRule="exact"/>
       </w:pPr>
     </w:p>
     <w:tbl>
@@ -2151,18 +2155,18 @@
                 <w:rFonts w:ascii="Avenir Next" w:hAnsi="Avenir Next" w:cs="Avenir Next" w:eastAsia="Avenir Next"/>
                 <w:b/>
                 <w:color w:val="1A1A1A"/>
+                <w:sz w:val="22"/>
+                <w:szCs w:val="20"/>
+              </w:rPr>
+              <w:t xml:space="preserve">6.</w:t>
+            </w:r>
+            <w:r>
+              <w:rPr>
+                <w:rFonts w:ascii="Avenir Next" w:hAnsi="Avenir Next" w:cs="Avenir Next" w:eastAsia="Avenir Next"/>
+                <w:color w:val="1A1A1A"/>
                 <w:sz w:val="20"/>
                 <w:szCs w:val="20"/>
               </w:rPr>
-              <w:t xml:space="preserve">6.</w:t>
-            </w:r>
-            <w:r>
-              <w:rPr>
-                <w:rFonts w:ascii="Avenir Next" w:hAnsi="Avenir Next" w:cs="Avenir Next" w:eastAsia="Avenir Next"/>
-                <w:color w:val="1A1A1A"/>
-                <w:sz w:val="20"/>
-                <w:szCs w:val="20"/>
-              </w:rPr>
               <w:tab/>
             </w:r>
             <w:r>
@@ -2170,7 +2174,7 @@
                 <w:rFonts w:ascii="Avenir Next" w:hAnsi="Avenir Next" w:cs="Avenir Next" w:eastAsia="Avenir Next"/>
                 <w:b/>
                 <w:color w:val="1A1A1A"/>
-                <w:sz w:val="20"/>
+                <w:sz w:val="22"/>
                 <w:szCs w:val="20"/>
               </w:rPr>
               <w:t xml:space="preserve">House Front.  </w:t>
@@ -2179,7 +2183,7 @@
               <w:rPr>
                 <w:rFonts w:ascii="Avenir Next" w:hAnsi="Avenir Next" w:cs="Avenir Next" w:eastAsia="Avenir Next"/>
                 <w:color w:val="1A1A1A"/>
-                <w:sz w:val="20"/>
+                <w:sz w:val="22"/>
                 <w:szCs w:val="20"/>
               </w:rPr>
               <w:t xml:space="preserve">A house front is a rectangle with a triangle roof. Find the total area.</w:t>
@@ -2196,7 +2200,7 @@
                 <w:rFonts w:ascii="Avenir Next" w:hAnsi="Avenir Next" w:cs="Avenir Next" w:eastAsia="Avenir Next"/>
                 <w:b/>
                 <w:color w:val="003A70"/>
-                <w:sz w:val="17"/>
+                <w:sz w:val="22"/>
                 <w:szCs w:val="17"/>
               </w:rPr>
               <w:t xml:space="preserve">Hint  </w:t>
@@ -2206,7 +2210,7 @@
                 <w:rFonts w:ascii="Avenir Next" w:hAnsi="Avenir Next" w:cs="Avenir Next" w:eastAsia="Avenir Next"/>
                 <w:i/>
                 <w:color w:val="5A5F66"/>
-                <w:sz w:val="17"/>
+                <w:sz w:val="22"/>
                 <w:szCs w:val="17"/>
               </w:rPr>
               <w:t xml:space="preserve">Use each shape’s own formula, then add.</w:t>
@@ -2222,7 +2226,7 @@
               <w:drawing>
                 <wp:inline distT="0" distB="0" distL="0" distR="0">
                   <wp:extent cx="1005840" cy="882760"/>
-                  <wp:docPr id="3" name="Figure 3"/>
+                  <wp:docPr id="3" name="Figure 3" descr="Polygon. Labels: 0, 22 ft, 1, 14 ft. Vertices: 0, 0, 22, 0, 22, 14, 11.0, 24, 0, 14. Dashed: 0, 14, 22, 14, 11.0, 14, 11.0, 24, 10 ft."/>
                   <a:graphic xmlns:a="http://schemas.openxmlformats.org/drawingml/2006/main">
                     <a:graphicData uri="http://schemas.openxmlformats.org/drawingml/2006/picture">
                       <pic:pic xmlns:pic="http://schemas.openxmlformats.org/drawingml/2006/picture">
@@ -2254,7 +2258,7 @@
           </w:p>
           <w:p>
             <w:pPr>
-              <w:spacing w:before="0" w:after="0" w:line="60" w:lineRule="auto"/>
+              <w:spacing w:before="0" w:after="0" w:line="50" w:lineRule="exact"/>
             </w:pPr>
           </w:p>
           <w:tbl>
@@ -2323,25 +2327,25 @@
                 <w:rFonts w:ascii="Avenir Next" w:hAnsi="Avenir Next" w:cs="Avenir Next" w:eastAsia="Avenir Next"/>
                 <w:b/>
                 <w:color w:val="1A1A1A"/>
+                <w:sz w:val="22"/>
+                <w:szCs w:val="18"/>
+              </w:rPr>
+              <w:t xml:space="preserve">Answer</w:t>
+            </w:r>
+            <w:r>
+              <w:rPr>
+                <w:rFonts w:ascii="Avenir Next" w:hAnsi="Avenir Next" w:cs="Avenir Next" w:eastAsia="Avenir Next"/>
+                <w:color w:val="1A1A1A"/>
                 <w:sz w:val="18"/>
                 <w:szCs w:val="18"/>
               </w:rPr>
-              <w:t xml:space="preserve">Answer</w:t>
-            </w:r>
-            <w:r>
-              <w:rPr>
-                <w:rFonts w:ascii="Avenir Next" w:hAnsi="Avenir Next" w:cs="Avenir Next" w:eastAsia="Avenir Next"/>
-                <w:color w:val="1A1A1A"/>
-                <w:sz w:val="18"/>
-                <w:szCs w:val="18"/>
-              </w:rPr>
               <w:tab/>
             </w:r>
             <w:r>
               <w:rPr>
                 <w:rFonts w:ascii="Avenir Next" w:hAnsi="Avenir Next" w:cs="Avenir Next" w:eastAsia="Avenir Next"/>
                 <w:color w:val="1A1A1A"/>
-                <w:sz w:val="18"/>
+                <w:sz w:val="22"/>
                 <w:szCs w:val="18"/>
               </w:rPr>
               <w:t xml:space="preserve">  ft²</w:t>
@@ -2367,18 +2371,18 @@
                 <w:rFonts w:ascii="Avenir Next" w:hAnsi="Avenir Next" w:cs="Avenir Next" w:eastAsia="Avenir Next"/>
                 <w:b/>
                 <w:color w:val="1A1A1A"/>
+                <w:sz w:val="22"/>
+                <w:szCs w:val="20"/>
+              </w:rPr>
+              <w:t xml:space="preserve">7.</w:t>
+            </w:r>
+            <w:r>
+              <w:rPr>
+                <w:rFonts w:ascii="Avenir Next" w:hAnsi="Avenir Next" w:cs="Avenir Next" w:eastAsia="Avenir Next"/>
+                <w:color w:val="1A1A1A"/>
                 <w:sz w:val="20"/>
                 <w:szCs w:val="20"/>
               </w:rPr>
-              <w:t xml:space="preserve">7.</w:t>
-            </w:r>
-            <w:r>
-              <w:rPr>
-                <w:rFonts w:ascii="Avenir Next" w:hAnsi="Avenir Next" w:cs="Avenir Next" w:eastAsia="Avenir Next"/>
-                <w:color w:val="1A1A1A"/>
-                <w:sz w:val="20"/>
-                <w:szCs w:val="20"/>
-              </w:rPr>
               <w:tab/>
             </w:r>
             <w:r>
@@ -2386,7 +2390,7 @@
                 <w:rFonts w:ascii="Avenir Next" w:hAnsi="Avenir Next" w:cs="Avenir Next" w:eastAsia="Avenir Next"/>
                 <w:b/>
                 <w:color w:val="1A1A1A"/>
-                <w:sz w:val="20"/>
+                <w:sz w:val="22"/>
                 <w:szCs w:val="20"/>
               </w:rPr>
               <w:t xml:space="preserve">Nico’s Poster.  </w:t>
@@ -2395,7 +2399,7 @@
               <w:rPr>
                 <w:rFonts w:ascii="Avenir Next" w:hAnsi="Avenir Next" w:cs="Avenir Next" w:eastAsia="Avenir Next"/>
                 <w:color w:val="1A1A1A"/>
-                <w:sz w:val="20"/>
+                <w:sz w:val="22"/>
                 <w:szCs w:val="20"/>
               </w:rPr>
               <w:t xml:space="preserve">A poster is 30 in by 24 in. An 8 in square is cut from one corner. Nico says 720 in² is left. Is Nico right?</w:t>
@@ -2412,7 +2416,7 @@
                 <w:rFonts w:ascii="Avenir Next" w:hAnsi="Avenir Next" w:cs="Avenir Next" w:eastAsia="Avenir Next"/>
                 <w:b/>
                 <w:color w:val="003A70"/>
-                <w:sz w:val="17"/>
+                <w:sz w:val="22"/>
                 <w:szCs w:val="17"/>
               </w:rPr>
               <w:t xml:space="preserve">Hint  </w:t>
@@ -2422,7 +2426,7 @@
                 <w:rFonts w:ascii="Avenir Next" w:hAnsi="Avenir Next" w:cs="Avenir Next" w:eastAsia="Avenir Next"/>
                 <w:i/>
                 <w:color w:val="5A5F66"/>
-                <w:sz w:val="17"/>
+                <w:sz w:val="22"/>
                 <w:szCs w:val="17"/>
               </w:rPr>
               <w:t xml:space="preserve">Did the corner square get taken away?</w:t>
@@ -2430,7 +2434,7 @@
           </w:p>
           <w:p>
             <w:pPr>
-              <w:spacing w:before="0" w:after="0" w:line="60" w:lineRule="auto"/>
+              <w:spacing w:before="0" w:after="0" w:line="50" w:lineRule="exact"/>
             </w:pPr>
           </w:p>
           <w:tbl>
@@ -2499,7 +2503,7 @@
                 <w:rFonts w:ascii="Avenir Next" w:hAnsi="Avenir Next" w:cs="Avenir Next" w:eastAsia="Avenir Next"/>
                 <w:b/>
                 <w:color w:val="1A1A1A"/>
-                <w:sz w:val="18"/>
+                <w:sz w:val="22"/>
                 <w:szCs w:val="18"/>
               </w:rPr>
               <w:t xml:space="preserve">Area left</w:t>
@@ -2519,12 +2523,12 @@
     </w:tbl>
     <w:p>
       <w:pPr>
-        <w:spacing w:before="0" w:after="0" w:line="20" w:lineRule="exact"/>
+        <w:spacing w:before="0" w:after="0" w:line="50" w:lineRule="exact"/>
       </w:pPr>
     </w:p>
     <w:p>
       <w:pPr>
-        <w:spacing w:before="0" w:after="0" w:line="20" w:lineRule="exact"/>
+        <w:spacing w:before="0" w:after="0" w:line="50" w:lineRule="exact"/>
       </w:pPr>
     </w:p>
     <w:tbl>
@@ -2574,18 +2578,18 @@
                 <w:rFonts w:ascii="Avenir Next" w:hAnsi="Avenir Next" w:cs="Avenir Next" w:eastAsia="Avenir Next"/>
                 <w:b/>
                 <w:color w:val="1A1A1A"/>
+                <w:sz w:val="22"/>
+                <w:szCs w:val="20"/>
+              </w:rPr>
+              <w:t xml:space="preserve">8.</w:t>
+            </w:r>
+            <w:r>
+              <w:rPr>
+                <w:rFonts w:ascii="Avenir Next" w:hAnsi="Avenir Next" w:cs="Avenir Next" w:eastAsia="Avenir Next"/>
+                <w:color w:val="1A1A1A"/>
                 <w:sz w:val="20"/>
                 <w:szCs w:val="20"/>
               </w:rPr>
-              <w:t xml:space="preserve">8.</w:t>
-            </w:r>
-            <w:r>
-              <w:rPr>
-                <w:rFonts w:ascii="Avenir Next" w:hAnsi="Avenir Next" w:cs="Avenir Next" w:eastAsia="Avenir Next"/>
-                <w:color w:val="1A1A1A"/>
-                <w:sz w:val="20"/>
-                <w:szCs w:val="20"/>
-              </w:rPr>
               <w:tab/>
             </w:r>
             <w:r>
@@ -2593,7 +2597,7 @@
                 <w:rFonts w:ascii="Avenir Next" w:hAnsi="Avenir Next" w:cs="Avenir Next" w:eastAsia="Avenir Next"/>
                 <w:b/>
                 <w:color w:val="1A1A1A"/>
-                <w:sz w:val="20"/>
+                <w:sz w:val="22"/>
                 <w:szCs w:val="20"/>
               </w:rPr>
               <w:t xml:space="preserve">Playground Plan.  </w:t>
@@ -2602,7 +2606,7 @@
               <w:rPr>
                 <w:rFonts w:ascii="Avenir Next" w:hAnsi="Avenir Next" w:cs="Avenir Next" w:eastAsia="Avenir Next"/>
                 <w:color w:val="1A1A1A"/>
-                <w:sz w:val="20"/>
+                <w:sz w:val="22"/>
                 <w:szCs w:val="20"/>
               </w:rPr>
               <w:t xml:space="preserve">A playground is 28 m by 18 m. Rubber covers all of it except a triangle sandbox (base 10 m, height 8 m). Rubber costs $12 per m².</w:t>
@@ -2622,10 +2626,28 @@
                 <w:rFonts w:ascii="Avenir Next" w:hAnsi="Avenir Next" w:cs="Avenir Next" w:eastAsia="Avenir Next"/>
                 <w:b/>
                 <w:color w:val="003A70"/>
+                <w:sz w:val="22"/>
+                <w:szCs w:val="20"/>
+              </w:rPr>
+              <w:t xml:space="preserve">a.</w:t>
+            </w:r>
+            <w:r>
+              <w:rPr>
+                <w:rFonts w:ascii="Avenir Next" w:hAnsi="Avenir Next" w:cs="Avenir Next" w:eastAsia="Avenir Next"/>
+                <w:color w:val="1A1A1A"/>
                 <w:sz w:val="20"/>
                 <w:szCs w:val="20"/>
               </w:rPr>
-              <w:t xml:space="preserve">a.</w:t>
+              <w:tab/>
+            </w:r>
+            <w:r>
+              <w:rPr>
+                <w:rFonts w:ascii="Avenir Next" w:hAnsi="Avenir Next" w:cs="Avenir Next" w:eastAsia="Avenir Next"/>
+                <w:color w:val="1A1A1A"/>
+                <w:sz w:val="22"/>
+                <w:szCs w:val="20"/>
+              </w:rPr>
+              <w:t xml:space="preserve">Area of the whole rectangle</w:t>
             </w:r>
             <w:r>
               <w:rPr>
@@ -2634,7 +2656,7 @@
                 <w:sz w:val="20"/>
                 <w:szCs w:val="20"/>
               </w:rPr>
-              <w:tab/>
+              <w:t xml:space="preserve">  </w:t>
             </w:r>
             <w:r>
               <w:rPr>
@@ -2642,24 +2664,6 @@
                 <w:color w:val="1A1A1A"/>
                 <w:sz w:val="20"/>
                 <w:szCs w:val="20"/>
-              </w:rPr>
-              <w:t xml:space="preserve">Area of the whole rectangle</w:t>
-            </w:r>
-            <w:r>
-              <w:rPr>
-                <w:rFonts w:ascii="Avenir Next" w:hAnsi="Avenir Next" w:cs="Avenir Next" w:eastAsia="Avenir Next"/>
-                <w:color w:val="1A1A1A"/>
-                <w:sz w:val="20"/>
-                <w:szCs w:val="20"/>
-              </w:rPr>
-              <w:t xml:space="preserve">  </w:t>
-            </w:r>
-            <w:r>
-              <w:rPr>
-                <w:rFonts w:ascii="Avenir Next" w:hAnsi="Avenir Next" w:cs="Avenir Next" w:eastAsia="Avenir Next"/>
-                <w:color w:val="1A1A1A"/>
-                <w:sz w:val="20"/>
-                <w:szCs w:val="20"/>
                 <w:u w:val="single"/>
               </w:rPr>
               <w:t xml:space="preserve">                </w:t>
@@ -2668,7 +2672,7 @@
               <w:rPr>
                 <w:rFonts w:ascii="Avenir Next" w:hAnsi="Avenir Next" w:cs="Avenir Next" w:eastAsia="Avenir Next"/>
                 <w:color w:val="1A1A1A"/>
-                <w:sz w:val="20"/>
+                <w:sz w:val="22"/>
                 <w:szCs w:val="20"/>
               </w:rPr>
               <w:t xml:space="preserve"> m²</w:t>
@@ -2688,10 +2692,28 @@
                 <w:rFonts w:ascii="Avenir Next" w:hAnsi="Avenir Next" w:cs="Avenir Next" w:eastAsia="Avenir Next"/>
                 <w:b/>
                 <w:color w:val="003A70"/>
+                <w:sz w:val="22"/>
+                <w:szCs w:val="20"/>
+              </w:rPr>
+              <w:t xml:space="preserve">b.</w:t>
+            </w:r>
+            <w:r>
+              <w:rPr>
+                <w:rFonts w:ascii="Avenir Next" w:hAnsi="Avenir Next" w:cs="Avenir Next" w:eastAsia="Avenir Next"/>
+                <w:color w:val="1A1A1A"/>
                 <w:sz w:val="20"/>
                 <w:szCs w:val="20"/>
               </w:rPr>
-              <w:t xml:space="preserve">b.</w:t>
+              <w:tab/>
+            </w:r>
+            <w:r>
+              <w:rPr>
+                <w:rFonts w:ascii="Avenir Next" w:hAnsi="Avenir Next" w:cs="Avenir Next" w:eastAsia="Avenir Next"/>
+                <w:color w:val="1A1A1A"/>
+                <w:sz w:val="22"/>
+                <w:szCs w:val="20"/>
+              </w:rPr>
+              <w:t xml:space="preserve">Area covered with rubber</w:t>
             </w:r>
             <w:r>
               <w:rPr>
@@ -2700,7 +2722,7 @@
                 <w:sz w:val="20"/>
                 <w:szCs w:val="20"/>
               </w:rPr>
-              <w:tab/>
+              <w:t xml:space="preserve">  </w:t>
             </w:r>
             <w:r>
               <w:rPr>
@@ -2708,24 +2730,6 @@
                 <w:color w:val="1A1A1A"/>
                 <w:sz w:val="20"/>
                 <w:szCs w:val="20"/>
-              </w:rPr>
-              <w:t xml:space="preserve">Area covered with rubber</w:t>
-            </w:r>
-            <w:r>
-              <w:rPr>
-                <w:rFonts w:ascii="Avenir Next" w:hAnsi="Avenir Next" w:cs="Avenir Next" w:eastAsia="Avenir Next"/>
-                <w:color w:val="1A1A1A"/>
-                <w:sz w:val="20"/>
-                <w:szCs w:val="20"/>
-              </w:rPr>
-              <w:t xml:space="preserve">  </w:t>
-            </w:r>
-            <w:r>
-              <w:rPr>
-                <w:rFonts w:ascii="Avenir Next" w:hAnsi="Avenir Next" w:cs="Avenir Next" w:eastAsia="Avenir Next"/>
-                <w:color w:val="1A1A1A"/>
-                <w:sz w:val="20"/>
-                <w:szCs w:val="20"/>
                 <w:u w:val="single"/>
               </w:rPr>
               <w:t xml:space="preserve">                </w:t>
@@ -2734,7 +2738,7 @@
               <w:rPr>
                 <w:rFonts w:ascii="Avenir Next" w:hAnsi="Avenir Next" w:cs="Avenir Next" w:eastAsia="Avenir Next"/>
                 <w:color w:val="1A1A1A"/>
-                <w:sz w:val="20"/>
+                <w:sz w:val="22"/>
                 <w:szCs w:val="20"/>
               </w:rPr>
               <w:t xml:space="preserve"> m²</w:t>
@@ -2754,10 +2758,28 @@
                 <w:rFonts w:ascii="Avenir Next" w:hAnsi="Avenir Next" w:cs="Avenir Next" w:eastAsia="Avenir Next"/>
                 <w:b/>
                 <w:color w:val="003A70"/>
+                <w:sz w:val="22"/>
+                <w:szCs w:val="20"/>
+              </w:rPr>
+              <w:t xml:space="preserve">c.</w:t>
+            </w:r>
+            <w:r>
+              <w:rPr>
+                <w:rFonts w:ascii="Avenir Next" w:hAnsi="Avenir Next" w:cs="Avenir Next" w:eastAsia="Avenir Next"/>
+                <w:color w:val="1A1A1A"/>
                 <w:sz w:val="20"/>
                 <w:szCs w:val="20"/>
               </w:rPr>
-              <w:t xml:space="preserve">c.</w:t>
+              <w:tab/>
+            </w:r>
+            <w:r>
+              <w:rPr>
+                <w:rFonts w:ascii="Avenir Next" w:hAnsi="Avenir Next" w:cs="Avenir Next" w:eastAsia="Avenir Next"/>
+                <w:color w:val="1A1A1A"/>
+                <w:sz w:val="22"/>
+                <w:szCs w:val="20"/>
+              </w:rPr>
+              <w:t xml:space="preserve">Cost of the rubber</w:t>
             </w:r>
             <w:r>
               <w:rPr>
@@ -2766,7 +2788,7 @@
                 <w:sz w:val="20"/>
                 <w:szCs w:val="20"/>
               </w:rPr>
-              <w:tab/>
+              <w:t xml:space="preserve">  </w:t>
             </w:r>
             <w:r>
               <w:rPr>
@@ -2774,24 +2796,6 @@
                 <w:color w:val="1A1A1A"/>
                 <w:sz w:val="20"/>
                 <w:szCs w:val="20"/>
-              </w:rPr>
-              <w:t xml:space="preserve">Cost of the rubber</w:t>
-            </w:r>
-            <w:r>
-              <w:rPr>
-                <w:rFonts w:ascii="Avenir Next" w:hAnsi="Avenir Next" w:cs="Avenir Next" w:eastAsia="Avenir Next"/>
-                <w:color w:val="1A1A1A"/>
-                <w:sz w:val="20"/>
-                <w:szCs w:val="20"/>
-              </w:rPr>
-              <w:t xml:space="preserve">  </w:t>
-            </w:r>
-            <w:r>
-              <w:rPr>
-                <w:rFonts w:ascii="Avenir Next" w:hAnsi="Avenir Next" w:cs="Avenir Next" w:eastAsia="Avenir Next"/>
-                <w:color w:val="1A1A1A"/>
-                <w:sz w:val="20"/>
-                <w:szCs w:val="20"/>
                 <w:u w:val="single"/>
               </w:rPr>
               <w:t xml:space="preserve">                      </w:t>
@@ -2799,7 +2803,7 @@
           </w:p>
           <w:p>
             <w:pPr>
-              <w:spacing w:before="0" w:after="0" w:line="60" w:lineRule="auto"/>
+              <w:spacing w:before="0" w:after="0" w:line="50" w:lineRule="exact"/>
             </w:pPr>
           </w:p>
           <w:tbl>
@@ -2857,7 +2861,7 @@
           </w:tbl>
           <w:p>
             <w:pPr>
-              <w:spacing w:before="0" w:after="0" w:line="24" w:lineRule="auto"/>
+              <w:spacing w:before="0" w:after="0" w:line="50" w:lineRule="exact"/>
             </w:pPr>
           </w:p>
         </w:tc>
@@ -2865,11 +2869,12 @@
     </w:tbl>
     <w:p>
       <w:pPr>
-        <w:spacing w:before="0" w:after="0" w:line="20" w:lineRule="exact"/>
+        <w:spacing w:before="0" w:after="0" w:line="50" w:lineRule="exact"/>
       </w:pPr>
     </w:p>
     <w:p>
       <w:pPr>
+        <w:pStyle w:val="Heading2"/>
         <w:keepNext/>
         <w:pBdr>
           <w:bottom w:val="single" w:sz="8" w:space="3" w:color="003A70"/>
@@ -2885,7 +2890,7 @@
           <w:b/>
           <w:color w:val="003A70"/>
           <w:spacing w:val="14"/>
-          <w:sz w:val="19"/>
+          <w:sz w:val="22"/>
           <w:szCs w:val="19"/>
         </w:rPr>
         <w:t xml:space="preserve">FIND THE ERROR</w:t>
@@ -2904,7 +2909,7 @@
           <w:rFonts w:ascii="Avenir Next" w:hAnsi="Avenir Next" w:cs="Avenir Next" w:eastAsia="Avenir Next"/>
           <w:i/>
           <w:color w:val="5A5F66"/>
-          <w:sz w:val="17"/>
+          <w:sz w:val="22"/>
           <w:szCs w:val="17"/>
         </w:rPr>
         <w:t xml:space="preserve">explain the mistake, then fix it</w:t>
@@ -2912,7 +2917,7 @@
     </w:p>
     <w:p>
       <w:pPr>
-        <w:spacing w:before="0" w:after="0" w:line="20" w:lineRule="exact"/>
+        <w:spacing w:before="0" w:after="0" w:line="50" w:lineRule="exact"/>
       </w:pPr>
     </w:p>
     <w:tbl>
@@ -2962,18 +2967,18 @@
                 <w:rFonts w:ascii="Avenir Next" w:hAnsi="Avenir Next" w:cs="Avenir Next" w:eastAsia="Avenir Next"/>
                 <w:b/>
                 <w:color w:val="1A1A1A"/>
+                <w:sz w:val="22"/>
+                <w:szCs w:val="20"/>
+              </w:rPr>
+              <w:t xml:space="preserve">9.</w:t>
+            </w:r>
+            <w:r>
+              <w:rPr>
+                <w:rFonts w:ascii="Avenir Next" w:hAnsi="Avenir Next" w:cs="Avenir Next" w:eastAsia="Avenir Next"/>
+                <w:color w:val="1A1A1A"/>
                 <w:sz w:val="20"/>
                 <w:szCs w:val="20"/>
               </w:rPr>
-              <w:t xml:space="preserve">9.</w:t>
-            </w:r>
-            <w:r>
-              <w:rPr>
-                <w:rFonts w:ascii="Avenir Next" w:hAnsi="Avenir Next" w:cs="Avenir Next" w:eastAsia="Avenir Next"/>
-                <w:color w:val="1A1A1A"/>
-                <w:sz w:val="20"/>
-                <w:szCs w:val="20"/>
-              </w:rPr>
               <w:tab/>
             </w:r>
             <w:r>
@@ -2981,7 +2986,7 @@
                 <w:rFonts w:ascii="Avenir Next" w:hAnsi="Avenir Next" w:cs="Avenir Next" w:eastAsia="Avenir Next"/>
                 <w:b/>
                 <w:color w:val="1A1A1A"/>
-                <w:sz w:val="20"/>
+                <w:sz w:val="22"/>
                 <w:szCs w:val="20"/>
               </w:rPr>
               <w:t xml:space="preserve">Lila’s Work.  </w:t>
@@ -2990,7 +2995,7 @@
               <w:rPr>
                 <w:rFonts w:ascii="Avenir Next" w:hAnsi="Avenir Next" w:cs="Avenir Next" w:eastAsia="Avenir Next"/>
                 <w:color w:val="1A1A1A"/>
-                <w:sz w:val="20"/>
+                <w:sz w:val="22"/>
                 <w:szCs w:val="20"/>
               </w:rPr>
               <w:t xml:space="preserve">A wall is 17 ft by 10 ft with a 4 ft by 4 ft vent that is not painted. Lila wrote: “Painted area = 170 + 16 = 186 ft².” Explain the mistake and fix it.</w:t>
@@ -3036,7 +3041,7 @@
                 </w:tcPr>
                 <w:p>
                   <w:pPr>
-                    <w:spacing w:before="0" w:after="0" w:line="240" w:lineRule="auto"/>
+                    <w:spacing w:before="0" w:after="0" w:line="50" w:lineRule="exact"/>
                   </w:pPr>
                 </w:p>
               </w:tc>
@@ -3056,7 +3061,7 @@
                 </w:tcPr>
                 <w:p>
                   <w:pPr>
-                    <w:spacing w:before="0" w:after="0" w:line="240" w:lineRule="auto"/>
+                    <w:spacing w:before="0" w:after="0" w:line="50" w:lineRule="exact"/>
                   </w:pPr>
                 </w:p>
               </w:tc>
@@ -3076,7 +3081,7 @@
                 </w:tcPr>
                 <w:p>
                   <w:pPr>
-                    <w:spacing w:before="0" w:after="0" w:line="240" w:lineRule="auto"/>
+                    <w:spacing w:before="0" w:after="0" w:line="50" w:lineRule="exact"/>
                   </w:pPr>
                 </w:p>
               </w:tc>
@@ -3084,7 +3089,7 @@
           </w:tbl>
           <w:p>
             <w:pPr>
-              <w:spacing w:before="0" w:after="0" w:line="24" w:lineRule="auto"/>
+              <w:spacing w:before="0" w:after="0" w:line="50" w:lineRule="exact"/>
             </w:pPr>
           </w:p>
         </w:tc>
@@ -3092,11 +3097,12 @@
     </w:tbl>
     <w:p>
       <w:pPr>
-        <w:spacing w:before="0" w:after="0" w:line="20" w:lineRule="exact"/>
+        <w:spacing w:before="0" w:after="0" w:line="50" w:lineRule="exact"/>
       </w:pPr>
     </w:p>
     <w:p>
       <w:pPr>
+        <w:pStyle w:val="Heading2"/>
         <w:keepNext/>
         <w:pBdr>
           <w:bottom w:val="single" w:sz="8" w:space="3" w:color="003A70"/>
@@ -3112,7 +3118,7 @@
           <w:b/>
           <w:color w:val="003A70"/>
           <w:spacing w:val="14"/>
-          <w:sz w:val="19"/>
+          <w:sz w:val="22"/>
           <w:szCs w:val="19"/>
         </w:rPr>
         <w:t xml:space="preserve">TEST PRACTICE</w:t>
@@ -3131,7 +3137,7 @@
           <w:rFonts w:ascii="Avenir Next" w:hAnsi="Avenir Next" w:cs="Avenir Next" w:eastAsia="Avenir Next"/>
           <w:i/>
           <w:color w:val="5A5F66"/>
-          <w:sz w:val="17"/>
+          <w:sz w:val="22"/>
           <w:szCs w:val="17"/>
         </w:rPr>
         <w:t xml:space="preserve">choose the best answer</w:t>
@@ -3139,7 +3145,7 @@
     </w:p>
     <w:p>
       <w:pPr>
-        <w:spacing w:before="0" w:after="0" w:line="20" w:lineRule="exact"/>
+        <w:spacing w:before="0" w:after="0" w:line="50" w:lineRule="exact"/>
       </w:pPr>
     </w:p>
     <w:tbl>
@@ -3189,25 +3195,25 @@
                 <w:rFonts w:ascii="Avenir Next" w:hAnsi="Avenir Next" w:cs="Avenir Next" w:eastAsia="Avenir Next"/>
                 <w:b/>
                 <w:color w:val="1A1A1A"/>
+                <w:sz w:val="22"/>
+                <w:szCs w:val="20"/>
+              </w:rPr>
+              <w:t xml:space="preserve">10.</w:t>
+            </w:r>
+            <w:r>
+              <w:rPr>
+                <w:rFonts w:ascii="Avenir Next" w:hAnsi="Avenir Next" w:cs="Avenir Next" w:eastAsia="Avenir Next"/>
+                <w:color w:val="1A1A1A"/>
                 <w:sz w:val="20"/>
                 <w:szCs w:val="20"/>
               </w:rPr>
-              <w:t xml:space="preserve">10.</w:t>
-            </w:r>
-            <w:r>
-              <w:rPr>
-                <w:rFonts w:ascii="Avenir Next" w:hAnsi="Avenir Next" w:cs="Avenir Next" w:eastAsia="Avenir Next"/>
-                <w:color w:val="1A1A1A"/>
-                <w:sz w:val="20"/>
-                <w:szCs w:val="20"/>
-              </w:rPr>
               <w:tab/>
             </w:r>
             <w:r>
               <w:rPr>
                 <w:rFonts w:ascii="Avenir Next" w:hAnsi="Avenir Next" w:cs="Avenir Next" w:eastAsia="Avenir Next"/>
                 <w:color w:val="1A1A1A"/>
-                <w:sz w:val="20"/>
+                <w:sz w:val="22"/>
                 <w:szCs w:val="20"/>
               </w:rPr>
               <w:t xml:space="preserve">A 64 in² square with a 9 in² square cut out has an area of —</w:t>
@@ -3263,25 +3269,25 @@
                       <w:rFonts w:ascii="Avenir Next" w:hAnsi="Avenir Next" w:cs="Avenir Next" w:eastAsia="Avenir Next"/>
                       <w:b/>
                       <w:color w:val="003A70"/>
+                      <w:sz w:val="22"/>
+                      <w:szCs w:val="19"/>
+                    </w:rPr>
+                    <w:t xml:space="preserve">A</w:t>
+                  </w:r>
+                  <w:r>
+                    <w:rPr>
+                      <w:rFonts w:ascii="Avenir Next" w:hAnsi="Avenir Next" w:cs="Avenir Next" w:eastAsia="Avenir Next"/>
+                      <w:color w:val="1A1A1A"/>
                       <w:sz w:val="19"/>
                       <w:szCs w:val="19"/>
                     </w:rPr>
-                    <w:t xml:space="preserve">A</w:t>
-                  </w:r>
-                  <w:r>
-                    <w:rPr>
-                      <w:rFonts w:ascii="Avenir Next" w:hAnsi="Avenir Next" w:cs="Avenir Next" w:eastAsia="Avenir Next"/>
-                      <w:color w:val="1A1A1A"/>
-                      <w:sz w:val="19"/>
-                      <w:szCs w:val="19"/>
-                    </w:rPr>
                     <w:tab/>
                   </w:r>
                   <w:r>
                     <w:rPr>
                       <w:rFonts w:ascii="Avenir Next" w:hAnsi="Avenir Next" w:cs="Avenir Next" w:eastAsia="Avenir Next"/>
                       <w:color w:val="1A1A1A"/>
-                      <w:sz w:val="19"/>
+                      <w:sz w:val="22"/>
                       <w:szCs w:val="19"/>
                     </w:rPr>
                     <w:t xml:space="preserve">55 in²</w:t>
@@ -3306,25 +3312,25 @@
                       <w:rFonts w:ascii="Avenir Next" w:hAnsi="Avenir Next" w:cs="Avenir Next" w:eastAsia="Avenir Next"/>
                       <w:b/>
                       <w:color w:val="003A70"/>
+                      <w:sz w:val="22"/>
+                      <w:szCs w:val="19"/>
+                    </w:rPr>
+                    <w:t xml:space="preserve">B</w:t>
+                  </w:r>
+                  <w:r>
+                    <w:rPr>
+                      <w:rFonts w:ascii="Avenir Next" w:hAnsi="Avenir Next" w:cs="Avenir Next" w:eastAsia="Avenir Next"/>
+                      <w:color w:val="1A1A1A"/>
                       <w:sz w:val="19"/>
                       <w:szCs w:val="19"/>
                     </w:rPr>
-                    <w:t xml:space="preserve">B</w:t>
-                  </w:r>
-                  <w:r>
-                    <w:rPr>
-                      <w:rFonts w:ascii="Avenir Next" w:hAnsi="Avenir Next" w:cs="Avenir Next" w:eastAsia="Avenir Next"/>
-                      <w:color w:val="1A1A1A"/>
-                      <w:sz w:val="19"/>
-                      <w:szCs w:val="19"/>
-                    </w:rPr>
                     <w:tab/>
                   </w:r>
                   <w:r>
                     <w:rPr>
                       <w:rFonts w:ascii="Avenir Next" w:hAnsi="Avenir Next" w:cs="Avenir Next" w:eastAsia="Avenir Next"/>
                       <w:color w:val="1A1A1A"/>
-                      <w:sz w:val="19"/>
+                      <w:sz w:val="22"/>
                       <w:szCs w:val="19"/>
                     </w:rPr>
                     <w:t xml:space="preserve">73 in²</w:t>
@@ -3349,25 +3355,25 @@
                       <w:rFonts w:ascii="Avenir Next" w:hAnsi="Avenir Next" w:cs="Avenir Next" w:eastAsia="Avenir Next"/>
                       <w:b/>
                       <w:color w:val="003A70"/>
+                      <w:sz w:val="22"/>
+                      <w:szCs w:val="19"/>
+                    </w:rPr>
+                    <w:t xml:space="preserve">C</w:t>
+                  </w:r>
+                  <w:r>
+                    <w:rPr>
+                      <w:rFonts w:ascii="Avenir Next" w:hAnsi="Avenir Next" w:cs="Avenir Next" w:eastAsia="Avenir Next"/>
+                      <w:color w:val="1A1A1A"/>
                       <w:sz w:val="19"/>
                       <w:szCs w:val="19"/>
                     </w:rPr>
-                    <w:t xml:space="preserve">C</w:t>
-                  </w:r>
-                  <w:r>
-                    <w:rPr>
-                      <w:rFonts w:ascii="Avenir Next" w:hAnsi="Avenir Next" w:cs="Avenir Next" w:eastAsia="Avenir Next"/>
-                      <w:color w:val="1A1A1A"/>
-                      <w:sz w:val="19"/>
-                      <w:szCs w:val="19"/>
-                    </w:rPr>
                     <w:tab/>
                   </w:r>
                   <w:r>
                     <w:rPr>
                       <w:rFonts w:ascii="Avenir Next" w:hAnsi="Avenir Next" w:cs="Avenir Next" w:eastAsia="Avenir Next"/>
                       <w:color w:val="1A1A1A"/>
-                      <w:sz w:val="19"/>
+                      <w:sz w:val="22"/>
                       <w:szCs w:val="19"/>
                     </w:rPr>
                     <w:t xml:space="preserve">61 in²</w:t>
@@ -3392,25 +3398,25 @@
                       <w:rFonts w:ascii="Avenir Next" w:hAnsi="Avenir Next" w:cs="Avenir Next" w:eastAsia="Avenir Next"/>
                       <w:b/>
                       <w:color w:val="003A70"/>
+                      <w:sz w:val="22"/>
+                      <w:szCs w:val="19"/>
+                    </w:rPr>
+                    <w:t xml:space="preserve">D</w:t>
+                  </w:r>
+                  <w:r>
+                    <w:rPr>
+                      <w:rFonts w:ascii="Avenir Next" w:hAnsi="Avenir Next" w:cs="Avenir Next" w:eastAsia="Avenir Next"/>
+                      <w:color w:val="1A1A1A"/>
                       <w:sz w:val="19"/>
                       <w:szCs w:val="19"/>
                     </w:rPr>
-                    <w:t xml:space="preserve">D</w:t>
-                  </w:r>
-                  <w:r>
-                    <w:rPr>
-                      <w:rFonts w:ascii="Avenir Next" w:hAnsi="Avenir Next" w:cs="Avenir Next" w:eastAsia="Avenir Next"/>
-                      <w:color w:val="1A1A1A"/>
-                      <w:sz w:val="19"/>
-                      <w:szCs w:val="19"/>
-                    </w:rPr>
                     <w:tab/>
                   </w:r>
                   <w:r>
                     <w:rPr>
                       <w:rFonts w:ascii="Avenir Next" w:hAnsi="Avenir Next" w:cs="Avenir Next" w:eastAsia="Avenir Next"/>
                       <w:color w:val="1A1A1A"/>
-                      <w:sz w:val="19"/>
+                      <w:sz w:val="22"/>
                       <w:szCs w:val="19"/>
                     </w:rPr>
                     <w:t xml:space="preserve">576 in²</w:t>
@@ -3421,7 +3427,7 @@
           </w:tbl>
           <w:p>
             <w:pPr>
-              <w:spacing w:before="0" w:after="0" w:line="24" w:lineRule="auto"/>
+              <w:spacing w:before="0" w:after="0" w:line="50" w:lineRule="exact"/>
             </w:pPr>
           </w:p>
         </w:tc>
@@ -3429,12 +3435,12 @@
     </w:tbl>
     <w:p>
       <w:pPr>
-        <w:spacing w:before="0" w:after="0" w:line="20" w:lineRule="exact"/>
+        <w:spacing w:before="0" w:after="0" w:line="50" w:lineRule="exact"/>
       </w:pPr>
     </w:p>
     <w:p>
       <w:pPr>
-        <w:spacing w:before="0" w:after="0" w:line="20" w:lineRule="exact"/>
+        <w:spacing w:before="0" w:after="0" w:line="50" w:lineRule="exact"/>
       </w:pPr>
     </w:p>
     <w:tbl>
@@ -3484,25 +3490,25 @@
                 <w:rFonts w:ascii="Avenir Next" w:hAnsi="Avenir Next" w:cs="Avenir Next" w:eastAsia="Avenir Next"/>
                 <w:b/>
                 <w:color w:val="1A1A1A"/>
+                <w:sz w:val="22"/>
+                <w:szCs w:val="20"/>
+              </w:rPr>
+              <w:t xml:space="preserve">11.</w:t>
+            </w:r>
+            <w:r>
+              <w:rPr>
+                <w:rFonts w:ascii="Avenir Next" w:hAnsi="Avenir Next" w:cs="Avenir Next" w:eastAsia="Avenir Next"/>
+                <w:color w:val="1A1A1A"/>
                 <w:sz w:val="20"/>
                 <w:szCs w:val="20"/>
               </w:rPr>
-              <w:t xml:space="preserve">11.</w:t>
-            </w:r>
-            <w:r>
-              <w:rPr>
-                <w:rFonts w:ascii="Avenir Next" w:hAnsi="Avenir Next" w:cs="Avenir Next" w:eastAsia="Avenir Next"/>
-                <w:color w:val="1A1A1A"/>
-                <w:sz w:val="20"/>
-                <w:szCs w:val="20"/>
-              </w:rPr>
               <w:tab/>
             </w:r>
             <w:r>
               <w:rPr>
                 <w:rFonts w:ascii="Avenir Next" w:hAnsi="Avenir Next" w:cs="Avenir Next" w:eastAsia="Avenir Next"/>
                 <w:color w:val="1A1A1A"/>
-                <w:sz w:val="20"/>
+                <w:sz w:val="22"/>
                 <w:szCs w:val="20"/>
               </w:rPr>
               <w:t xml:space="preserve">A 50 cm² rectangle joined to a 15 cm² triangle has a total area of —</w:t>
@@ -3558,25 +3564,25 @@
                       <w:rFonts w:ascii="Avenir Next" w:hAnsi="Avenir Next" w:cs="Avenir Next" w:eastAsia="Avenir Next"/>
                       <w:b/>
                       <w:color w:val="003A70"/>
+                      <w:sz w:val="22"/>
+                      <w:szCs w:val="19"/>
+                    </w:rPr>
+                    <w:t xml:space="preserve">A</w:t>
+                  </w:r>
+                  <w:r>
+                    <w:rPr>
+                      <w:rFonts w:ascii="Avenir Next" w:hAnsi="Avenir Next" w:cs="Avenir Next" w:eastAsia="Avenir Next"/>
+                      <w:color w:val="1A1A1A"/>
                       <w:sz w:val="19"/>
                       <w:szCs w:val="19"/>
                     </w:rPr>
-                    <w:t xml:space="preserve">A</w:t>
-                  </w:r>
-                  <w:r>
-                    <w:rPr>
-                      <w:rFonts w:ascii="Avenir Next" w:hAnsi="Avenir Next" w:cs="Avenir Next" w:eastAsia="Avenir Next"/>
-                      <w:color w:val="1A1A1A"/>
-                      <w:sz w:val="19"/>
-                      <w:szCs w:val="19"/>
-                    </w:rPr>
                     <w:tab/>
                   </w:r>
                   <w:r>
                     <w:rPr>
                       <w:rFonts w:ascii="Avenir Next" w:hAnsi="Avenir Next" w:cs="Avenir Next" w:eastAsia="Avenir Next"/>
                       <w:color w:val="1A1A1A"/>
-                      <w:sz w:val="19"/>
+                      <w:sz w:val="22"/>
                       <w:szCs w:val="19"/>
                     </w:rPr>
                     <w:t xml:space="preserve">35 cm²</w:t>
@@ -3601,25 +3607,25 @@
                       <w:rFonts w:ascii="Avenir Next" w:hAnsi="Avenir Next" w:cs="Avenir Next" w:eastAsia="Avenir Next"/>
                       <w:b/>
                       <w:color w:val="003A70"/>
+                      <w:sz w:val="22"/>
+                      <w:szCs w:val="19"/>
+                    </w:rPr>
+                    <w:t xml:space="preserve">B</w:t>
+                  </w:r>
+                  <w:r>
+                    <w:rPr>
+                      <w:rFonts w:ascii="Avenir Next" w:hAnsi="Avenir Next" w:cs="Avenir Next" w:eastAsia="Avenir Next"/>
+                      <w:color w:val="1A1A1A"/>
                       <w:sz w:val="19"/>
                       <w:szCs w:val="19"/>
                     </w:rPr>
-                    <w:t xml:space="preserve">B</w:t>
-                  </w:r>
-                  <w:r>
-                    <w:rPr>
-                      <w:rFonts w:ascii="Avenir Next" w:hAnsi="Avenir Next" w:cs="Avenir Next" w:eastAsia="Avenir Next"/>
-                      <w:color w:val="1A1A1A"/>
-                      <w:sz w:val="19"/>
-                      <w:szCs w:val="19"/>
-                    </w:rPr>
                     <w:tab/>
                   </w:r>
                   <w:r>
                     <w:rPr>
                       <w:rFonts w:ascii="Avenir Next" w:hAnsi="Avenir Next" w:cs="Avenir Next" w:eastAsia="Avenir Next"/>
                       <w:color w:val="1A1A1A"/>
-                      <w:sz w:val="19"/>
+                      <w:sz w:val="22"/>
                       <w:szCs w:val="19"/>
                     </w:rPr>
                     <w:t xml:space="preserve">50 cm²</w:t>
@@ -3644,25 +3650,25 @@
                       <w:rFonts w:ascii="Avenir Next" w:hAnsi="Avenir Next" w:cs="Avenir Next" w:eastAsia="Avenir Next"/>
                       <w:b/>
                       <w:color w:val="003A70"/>
+                      <w:sz w:val="22"/>
+                      <w:szCs w:val="19"/>
+                    </w:rPr>
+                    <w:t xml:space="preserve">C</w:t>
+                  </w:r>
+                  <w:r>
+                    <w:rPr>
+                      <w:rFonts w:ascii="Avenir Next" w:hAnsi="Avenir Next" w:cs="Avenir Next" w:eastAsia="Avenir Next"/>
+                      <w:color w:val="1A1A1A"/>
                       <w:sz w:val="19"/>
                       <w:szCs w:val="19"/>
                     </w:rPr>
-                    <w:t xml:space="preserve">C</w:t>
-                  </w:r>
-                  <w:r>
-                    <w:rPr>
-                      <w:rFonts w:ascii="Avenir Next" w:hAnsi="Avenir Next" w:cs="Avenir Next" w:eastAsia="Avenir Next"/>
-                      <w:color w:val="1A1A1A"/>
-                      <w:sz w:val="19"/>
-                      <w:szCs w:val="19"/>
-                    </w:rPr>
                     <w:tab/>
                   </w:r>
                   <w:r>
                     <w:rPr>
                       <w:rFonts w:ascii="Avenir Next" w:hAnsi="Avenir Next" w:cs="Avenir Next" w:eastAsia="Avenir Next"/>
                       <w:color w:val="1A1A1A"/>
-                      <w:sz w:val="19"/>
+                      <w:sz w:val="22"/>
                       <w:szCs w:val="19"/>
                     </w:rPr>
                     <w:t xml:space="preserve">65 cm²</w:t>
@@ -3687,25 +3693,25 @@
                       <w:rFonts w:ascii="Avenir Next" w:hAnsi="Avenir Next" w:cs="Avenir Next" w:eastAsia="Avenir Next"/>
                       <w:b/>
                       <w:color w:val="003A70"/>
+                      <w:sz w:val="22"/>
+                      <w:szCs w:val="19"/>
+                    </w:rPr>
+                    <w:t xml:space="preserve">D</w:t>
+                  </w:r>
+                  <w:r>
+                    <w:rPr>
+                      <w:rFonts w:ascii="Avenir Next" w:hAnsi="Avenir Next" w:cs="Avenir Next" w:eastAsia="Avenir Next"/>
+                      <w:color w:val="1A1A1A"/>
                       <w:sz w:val="19"/>
                       <w:szCs w:val="19"/>
                     </w:rPr>
-                    <w:t xml:space="preserve">D</w:t>
-                  </w:r>
-                  <w:r>
-                    <w:rPr>
-                      <w:rFonts w:ascii="Avenir Next" w:hAnsi="Avenir Next" w:cs="Avenir Next" w:eastAsia="Avenir Next"/>
-                      <w:color w:val="1A1A1A"/>
-                      <w:sz w:val="19"/>
-                      <w:szCs w:val="19"/>
-                    </w:rPr>
                     <w:tab/>
                   </w:r>
                   <w:r>
                     <w:rPr>
                       <w:rFonts w:ascii="Avenir Next" w:hAnsi="Avenir Next" w:cs="Avenir Next" w:eastAsia="Avenir Next"/>
                       <w:color w:val="1A1A1A"/>
-                      <w:sz w:val="19"/>
+                      <w:sz w:val="22"/>
                       <w:szCs w:val="19"/>
                     </w:rPr>
                     <w:t xml:space="preserve">750 cm²</w:t>
@@ -3716,7 +3722,7 @@
           </w:tbl>
           <w:p>
             <w:pPr>
-              <w:spacing w:before="0" w:after="0" w:line="24" w:lineRule="auto"/>
+              <w:spacing w:before="0" w:after="0" w:line="50" w:lineRule="exact"/>
             </w:pPr>
           </w:p>
         </w:tc>
@@ -3724,11 +3730,12 @@
     </w:tbl>
     <w:p>
       <w:pPr>
-        <w:spacing w:before="0" w:after="0" w:line="20" w:lineRule="exact"/>
+        <w:spacing w:before="0" w:after="0" w:line="50" w:lineRule="exact"/>
       </w:pPr>
     </w:p>
     <w:p>
       <w:pPr>
+        <w:pStyle w:val="Heading2"/>
         <w:keepNext/>
         <w:pBdr>
           <w:bottom w:val="single" w:sz="8" w:space="3" w:color="003A70"/>
@@ -3744,7 +3751,7 @@
           <w:b/>
           <w:color w:val="003A70"/>
           <w:spacing w:val="14"/>
-          <w:sz w:val="19"/>
+          <w:sz w:val="22"/>
           <w:szCs w:val="19"/>
         </w:rPr>
         <w:t xml:space="preserve">SELF-CHECK CODE</w:t>
@@ -3763,7 +3770,7 @@
           <w:rFonts w:ascii="Avenir Next" w:hAnsi="Avenir Next" w:cs="Avenir Next" w:eastAsia="Avenir Next"/>
           <w:i/>
           <w:color w:val="5A5F66"/>
-          <w:sz w:val="17"/>
+          <w:sz w:val="22"/>
           <w:szCs w:val="17"/>
         </w:rPr>
         <w:t xml:space="preserve">find your answer · copy its letter into that problem’s box · spell a math word</w:t>
@@ -3822,7 +3829,7 @@
                 <w:rFonts w:ascii="Avenir Next" w:hAnsi="Avenir Next" w:cs="Avenir Next" w:eastAsia="Avenir Next"/>
                 <w:b/>
                 <w:color w:val="1A1A1A"/>
-                <w:sz w:val="18"/>
+                <w:sz w:val="22"/>
                 <w:szCs w:val="18"/>
               </w:rPr>
               <w:t xml:space="preserve">656</w:t>
@@ -3838,7 +3845,7 @@
                 <w:rFonts w:ascii="Avenir Next" w:hAnsi="Avenir Next" w:cs="Avenir Next" w:eastAsia="Avenir Next"/>
                 <w:b/>
                 <w:color w:val="003A70"/>
-                <w:sz w:val="18"/>
+                <w:sz w:val="22"/>
                 <w:szCs w:val="18"/>
               </w:rPr>
               <w:t xml:space="preserve">N</w:t>
@@ -3861,7 +3868,7 @@
                 <w:rFonts w:ascii="Avenir Next" w:hAnsi="Avenir Next" w:cs="Avenir Next" w:eastAsia="Avenir Next"/>
                 <w:b/>
                 <w:color w:val="1A1A1A"/>
-                <w:sz w:val="18"/>
+                <w:sz w:val="22"/>
                 <w:szCs w:val="18"/>
               </w:rPr>
               <w:t xml:space="preserve">432</w:t>
@@ -3877,7 +3884,7 @@
                 <w:rFonts w:ascii="Avenir Next" w:hAnsi="Avenir Next" w:cs="Avenir Next" w:eastAsia="Avenir Next"/>
                 <w:b/>
                 <w:color w:val="003A70"/>
-                <w:sz w:val="18"/>
+                <w:sz w:val="22"/>
                 <w:szCs w:val="18"/>
               </w:rPr>
               <w:t xml:space="preserve">Q</w:t>
@@ -3900,7 +3907,7 @@
                 <w:rFonts w:ascii="Avenir Next" w:hAnsi="Avenir Next" w:cs="Avenir Next" w:eastAsia="Avenir Next"/>
                 <w:b/>
                 <w:color w:val="1A1A1A"/>
-                <w:sz w:val="18"/>
+                <w:sz w:val="22"/>
                 <w:szCs w:val="18"/>
               </w:rPr>
               <w:t xml:space="preserve">146</w:t>
@@ -3916,7 +3923,7 @@
                 <w:rFonts w:ascii="Avenir Next" w:hAnsi="Avenir Next" w:cs="Avenir Next" w:eastAsia="Avenir Next"/>
                 <w:b/>
                 <w:color w:val="003A70"/>
-                <w:sz w:val="18"/>
+                <w:sz w:val="22"/>
                 <w:szCs w:val="18"/>
               </w:rPr>
               <w:t xml:space="preserve">M</w:t>
@@ -3939,7 +3946,7 @@
                 <w:rFonts w:ascii="Avenir Next" w:hAnsi="Avenir Next" w:cs="Avenir Next" w:eastAsia="Avenir Next"/>
                 <w:b/>
                 <w:color w:val="1A1A1A"/>
-                <w:sz w:val="18"/>
+                <w:sz w:val="22"/>
                 <w:szCs w:val="18"/>
               </w:rPr>
               <w:t xml:space="preserve">784</w:t>
@@ -3955,7 +3962,7 @@
                 <w:rFonts w:ascii="Avenir Next" w:hAnsi="Avenir Next" w:cs="Avenir Next" w:eastAsia="Avenir Next"/>
                 <w:b/>
                 <w:color w:val="003A70"/>
-                <w:sz w:val="18"/>
+                <w:sz w:val="22"/>
                 <w:szCs w:val="18"/>
               </w:rPr>
               <w:t xml:space="preserve">Z</w:t>
@@ -3978,7 +3985,7 @@
                 <w:rFonts w:ascii="Avenir Next" w:hAnsi="Avenir Next" w:cs="Avenir Next" w:eastAsia="Avenir Next"/>
                 <w:b/>
                 <w:color w:val="1A1A1A"/>
-                <w:sz w:val="18"/>
+                <w:sz w:val="22"/>
                 <w:szCs w:val="18"/>
               </w:rPr>
               <w:t xml:space="preserve">5,568</w:t>
@@ -3994,7 +4001,7 @@
                 <w:rFonts w:ascii="Avenir Next" w:hAnsi="Avenir Next" w:cs="Avenir Next" w:eastAsia="Avenir Next"/>
                 <w:b/>
                 <w:color w:val="003A70"/>
-                <w:sz w:val="18"/>
+                <w:sz w:val="22"/>
                 <w:szCs w:val="18"/>
               </w:rPr>
               <w:t xml:space="preserve">D</w:t>
@@ -4017,7 +4024,7 @@
                 <w:rFonts w:ascii="Avenir Next" w:hAnsi="Avenir Next" w:cs="Avenir Next" w:eastAsia="Avenir Next"/>
                 <w:b/>
                 <w:color w:val="1A1A1A"/>
-                <w:sz w:val="18"/>
+                <w:sz w:val="22"/>
                 <w:szCs w:val="18"/>
               </w:rPr>
               <w:t xml:space="preserve">464</w:t>
@@ -4033,7 +4040,7 @@
                 <w:rFonts w:ascii="Avenir Next" w:hAnsi="Avenir Next" w:cs="Avenir Next" w:eastAsia="Avenir Next"/>
                 <w:b/>
                 <w:color w:val="003A70"/>
-                <w:sz w:val="18"/>
+                <w:sz w:val="22"/>
                 <w:szCs w:val="18"/>
               </w:rPr>
               <w:t xml:space="preserve">E</w:t>
@@ -4056,7 +4063,7 @@
                 <w:rFonts w:ascii="Avenir Next" w:hAnsi="Avenir Next" w:cs="Avenir Next" w:eastAsia="Avenir Next"/>
                 <w:b/>
                 <w:color w:val="1A1A1A"/>
-                <w:sz w:val="18"/>
+                <w:sz w:val="22"/>
                 <w:szCs w:val="18"/>
               </w:rPr>
               <w:t xml:space="preserve">336</w:t>
@@ -4072,7 +4079,7 @@
                 <w:rFonts w:ascii="Avenir Next" w:hAnsi="Avenir Next" w:cs="Avenir Next" w:eastAsia="Avenir Next"/>
                 <w:b/>
                 <w:color w:val="003A70"/>
-                <w:sz w:val="18"/>
+                <w:sz w:val="22"/>
                 <w:szCs w:val="18"/>
               </w:rPr>
               <w:t xml:space="preserve">C</w:t>
@@ -4095,7 +4102,7 @@
                 <w:rFonts w:ascii="Avenir Next" w:hAnsi="Avenir Next" w:cs="Avenir Next" w:eastAsia="Avenir Next"/>
                 <w:b/>
                 <w:color w:val="1A1A1A"/>
-                <w:sz w:val="18"/>
+                <w:sz w:val="22"/>
                 <w:szCs w:val="18"/>
               </w:rPr>
               <w:t xml:space="preserve">418</w:t>
@@ -4111,7 +4118,7 @@
                 <w:rFonts w:ascii="Avenir Next" w:hAnsi="Avenir Next" w:cs="Avenir Next" w:eastAsia="Avenir Next"/>
                 <w:b/>
                 <w:color w:val="003A70"/>
-                <w:sz w:val="18"/>
+                <w:sz w:val="22"/>
                 <w:szCs w:val="18"/>
               </w:rPr>
               <w:t xml:space="preserve">I</w:t>
@@ -4134,7 +4141,7 @@
                 <w:rFonts w:ascii="Avenir Next" w:hAnsi="Avenir Next" w:cs="Avenir Next" w:eastAsia="Avenir Next"/>
                 <w:b/>
                 <w:color w:val="1A1A1A"/>
-                <w:sz w:val="18"/>
+                <w:sz w:val="22"/>
                 <w:szCs w:val="18"/>
               </w:rPr>
               <w:t xml:space="preserve">148</w:t>
@@ -4150,7 +4157,7 @@
                 <w:rFonts w:ascii="Avenir Next" w:hAnsi="Avenir Next" w:cs="Avenir Next" w:eastAsia="Avenir Next"/>
                 <w:b/>
                 <w:color w:val="003A70"/>
-                <w:sz w:val="18"/>
+                <w:sz w:val="22"/>
                 <w:szCs w:val="18"/>
               </w:rPr>
               <w:t xml:space="preserve">O</w:t>
@@ -4173,7 +4180,7 @@
                 <w:rFonts w:ascii="Avenir Next" w:hAnsi="Avenir Next" w:cs="Avenir Next" w:eastAsia="Avenir Next"/>
                 <w:b/>
                 <w:color w:val="1A1A1A"/>
-                <w:sz w:val="18"/>
+                <w:sz w:val="22"/>
                 <w:szCs w:val="18"/>
               </w:rPr>
               <w:t xml:space="preserve">145</w:t>
@@ -4189,7 +4196,7 @@
                 <w:rFonts w:ascii="Avenir Next" w:hAnsi="Avenir Next" w:cs="Avenir Next" w:eastAsia="Avenir Next"/>
                 <w:b/>
                 <w:color w:val="003A70"/>
-                <w:sz w:val="18"/>
+                <w:sz w:val="22"/>
                 <w:szCs w:val="18"/>
               </w:rPr>
               <w:t xml:space="preserve">B</w:t>
@@ -4200,7 +4207,7 @@
     </w:tbl>
     <w:p>
       <w:pPr>
-        <w:spacing w:before="0" w:after="0" w:line="60" w:lineRule="auto"/>
+        <w:spacing w:before="0" w:after="0" w:line="50" w:lineRule="exact"/>
       </w:pPr>
     </w:p>
     <w:tbl>
@@ -4411,7 +4418,7 @@
     </w:tbl>
     <w:p>
       <w:pPr>
-        <w:spacing w:before="0" w:after="0" w:line="40" w:lineRule="auto"/>
+        <w:spacing w:before="0" w:after="0" w:line="50" w:lineRule="exact"/>
       </w:pPr>
     </w:p>
     <w:tbl>
@@ -4453,6 +4460,7 @@
           </w:tcPr>
           <w:p>
             <w:pPr>
+              <w:pStyle w:val="Heading2"/>
               <w:spacing w:before="0" w:after="0" w:line="240" w:lineRule="auto"/>
             </w:pPr>
             <w:r>
@@ -4490,7 +4498,7 @@
               <w:rPr>
                 <w:rFonts w:ascii="Avenir Next" w:hAnsi="Avenir Next" w:cs="Avenir Next" w:eastAsia="Avenir Next"/>
                 <w:color w:val="1A1A1A"/>
-                <w:sz w:val="17"/>
+                <w:sz w:val="22"/>
                 <w:szCs w:val="17"/>
               </w:rPr>
               <w:t xml:space="preserve">  I can do this on my own</w:t>
@@ -4519,7 +4527,7 @@
               <w:rPr>
                 <w:rFonts w:ascii="Avenir Next" w:hAnsi="Avenir Next" w:cs="Avenir Next" w:eastAsia="Avenir Next"/>
                 <w:color w:val="1A1A1A"/>
-                <w:sz w:val="17"/>
+                <w:sz w:val="22"/>
                 <w:szCs w:val="17"/>
               </w:rPr>
               <w:t xml:space="preserve">  I need a little help</w:t>
@@ -4548,7 +4556,7 @@
               <w:rPr>
                 <w:rFonts w:ascii="Avenir Next" w:hAnsi="Avenir Next" w:cs="Avenir Next" w:eastAsia="Avenir Next"/>
                 <w:color w:val="1A1A1A"/>
-                <w:sz w:val="17"/>
+                <w:sz w:val="22"/>
                 <w:szCs w:val="17"/>
               </w:rPr>
               <w:t xml:space="preserve">  I have a question about #</w:t>
@@ -4569,7 +4577,7 @@
     </w:tbl>
     <w:p>
       <w:pPr>
-        <w:spacing w:before="0" w:after="0" w:line="20" w:lineRule="exact"/>
+        <w:spacing w:before="0" w:after="0" w:line="50" w:lineRule="exact"/>
       </w:pPr>
     </w:p>
     <w:sectPr>
@@ -4655,7 +4663,106 @@
               <w:sz w:val="15"/>
               <w:szCs w:val="15"/>
             </w:rPr>
-            <w:t xml:space="preserve">Lesson 5-4  ·  Session 2  ·  Practice Form B</w:t>
+            <w:t xml:space="preserve">5-4 · Page </w:t>
+          </w:r>
+          <w:r>
+            <w:rPr>
+              <w:rFonts w:ascii="Avenir Next" w:hAnsi="Avenir Next" w:cs="Avenir Next" w:eastAsia="Avenir Next"/>
+              <w:color w:val="5A5F66"/>
+              <w:sz w:val="15"/>
+              <w:szCs w:val="15"/>
+            </w:rPr>
+            <w:fldChar w:fldCharType="begin"/>
+          </w:r>
+          <w:r>
+            <w:rPr>
+              <w:rFonts w:ascii="Avenir Next" w:hAnsi="Avenir Next" w:cs="Avenir Next" w:eastAsia="Avenir Next"/>
+              <w:color w:val="5A5F66"/>
+              <w:sz w:val="15"/>
+              <w:szCs w:val="15"/>
+            </w:rPr>
+            <w:instrText xml:space="preserve"> PAGE </w:instrText>
+          </w:r>
+          <w:r>
+            <w:rPr>
+              <w:rFonts w:ascii="Avenir Next" w:hAnsi="Avenir Next" w:cs="Avenir Next" w:eastAsia="Avenir Next"/>
+              <w:color w:val="5A5F66"/>
+              <w:sz w:val="15"/>
+              <w:szCs w:val="15"/>
+            </w:rPr>
+            <w:fldChar w:fldCharType="separate"/>
+          </w:r>
+          <w:r>
+            <w:rPr>
+              <w:rFonts w:ascii="Avenir Next" w:hAnsi="Avenir Next" w:cs="Avenir Next" w:eastAsia="Avenir Next"/>
+              <w:color w:val="5A5F66"/>
+              <w:sz w:val="15"/>
+              <w:szCs w:val="15"/>
+            </w:rPr>
+            <w:t xml:space="preserve">1</w:t>
+          </w:r>
+          <w:r>
+            <w:rPr>
+              <w:rFonts w:ascii="Avenir Next" w:hAnsi="Avenir Next" w:cs="Avenir Next" w:eastAsia="Avenir Next"/>
+              <w:color w:val="5A5F66"/>
+              <w:sz w:val="15"/>
+              <w:szCs w:val="15"/>
+            </w:rPr>
+            <w:fldChar w:fldCharType="end"/>
+          </w:r>
+          <w:r>
+            <w:rPr>
+              <w:rFonts w:ascii="Avenir Next" w:hAnsi="Avenir Next" w:cs="Avenir Next" w:eastAsia="Avenir Next"/>
+              <w:color w:val="5A5F66"/>
+              <w:sz w:val="15"/>
+              <w:szCs w:val="15"/>
+            </w:rPr>
+            <w:t xml:space="preserve"> of </w:t>
+          </w:r>
+          <w:r>
+            <w:rPr>
+              <w:rFonts w:ascii="Avenir Next" w:hAnsi="Avenir Next" w:cs="Avenir Next" w:eastAsia="Avenir Next"/>
+              <w:color w:val="5A5F66"/>
+              <w:sz w:val="15"/>
+              <w:szCs w:val="15"/>
+            </w:rPr>
+            <w:fldChar w:fldCharType="begin"/>
+          </w:r>
+          <w:r>
+            <w:rPr>
+              <w:rFonts w:ascii="Avenir Next" w:hAnsi="Avenir Next" w:cs="Avenir Next" w:eastAsia="Avenir Next"/>
+              <w:color w:val="5A5F66"/>
+              <w:sz w:val="15"/>
+              <w:szCs w:val="15"/>
+            </w:rPr>
+            <w:instrText xml:space="preserve"> NUMPAGES </w:instrText>
+          </w:r>
+          <w:r>
+            <w:rPr>
+              <w:rFonts w:ascii="Avenir Next" w:hAnsi="Avenir Next" w:cs="Avenir Next" w:eastAsia="Avenir Next"/>
+              <w:color w:val="5A5F66"/>
+              <w:sz w:val="15"/>
+              <w:szCs w:val="15"/>
+            </w:rPr>
+            <w:fldChar w:fldCharType="separate"/>
+          </w:r>
+          <w:r>
+            <w:rPr>
+              <w:rFonts w:ascii="Avenir Next" w:hAnsi="Avenir Next" w:cs="Avenir Next" w:eastAsia="Avenir Next"/>
+              <w:color w:val="5A5F66"/>
+              <w:sz w:val="15"/>
+              <w:szCs w:val="15"/>
+            </w:rPr>
+            <w:t xml:space="preserve">1</w:t>
+          </w:r>
+          <w:r>
+            <w:rPr>
+              <w:rFonts w:ascii="Avenir Next" w:hAnsi="Avenir Next" w:cs="Avenir Next" w:eastAsia="Avenir Next"/>
+              <w:color w:val="5A5F66"/>
+              <w:sz w:val="15"/>
+              <w:szCs w:val="15"/>
+            </w:rPr>
+            <w:fldChar w:fldCharType="end"/>
           </w:r>
         </w:p>
       </w:tc>
@@ -4698,5 +4805,23 @@
       </w:tblCellMar>
     </w:tblPr>
   </w:style>
+  <w:style w:type="paragraph" w:styleId="Heading1">
+    <w:name w:val="heading 1"/>
+    <w:basedOn w:val="Normal"/>
+    <w:pPr>
+      <w:outlineLvl w:val="0"/>
+      <w:keepNext w:val="0"/>
+      <w:keepLines w:val="0"/>
+    </w:pPr>
+  </w:style>
+  <w:style w:type="paragraph" w:styleId="Heading2">
+    <w:name w:val="heading 2"/>
+    <w:basedOn w:val="Normal"/>
+    <w:pPr>
+      <w:outlineLvl w:val="1"/>
+      <w:keepNext w:val="0"/>
+      <w:keepLines w:val="0"/>
+    </w:pPr>
+  </w:style>
 </w:styles>
 </file>